--- a/business_documents/PECH_STAFF_ID_CARD_REQUEST.docx
+++ b/business_documents/PECH_STAFF_ID_CARD_REQUEST.docx
@@ -2,21 +2,108 @@
 <file path=word/document.xml><?xml version="1.0" encoding="utf-8"?>
 <w:document xmlns:w="http://schemas.openxmlformats.org/wordprocessingml/2006/main" xmlns:m="http://schemas.openxmlformats.org/officeDocument/2006/math" xmlns:r="http://schemas.openxmlformats.org/officeDocument/2006/relationships" xmlns:o="urn:schemas-microsoft-com:office:office" xmlns:v="urn:schemas-microsoft-com:vml" xmlns:w10="urn:schemas-microsoft-com:office:word" xmlns:a="http://schemas.openxmlformats.org/drawingml/2006/main" xmlns:pic="http://schemas.openxmlformats.org/drawingml/2006/picture" xmlns:wp="http://schemas.openxmlformats.org/drawingml/2006/wordprocessingDrawing">
   <w:body>
+    <w:p>
+      <w:pPr>
+        <w:pBdr>
+          <w:top w:val="single" w:sz="12" w:space="1" w:color="00BFFF"/>
+          <w:bottom w:val="single" w:sz="36" w:space="0" w:color="F5A623"/>
+        </w:pBdr>
+        <w:spacing w:before="0" w:after="240"/>
+      </w:pPr>
+    </w:p>
+    <w:p>
+      <w:pPr>
+        <w:pBdr>
+          <w:bottom w:val="single" w:sz="6" w:space="1" w:color="00BFFF"/>
+        </w:pBdr>
+        <w:spacing w:before="0" w:after="120"/>
+      </w:pPr>
+    </w:p>
+    <w:p>
+      <w:pPr>
+        <w:jc w:val="center"/>
+        <w:spacing w:before="0" w:after="60"/>
+      </w:pPr>
+      <w:r>
+        <w:rPr>
+          <w:i/>
+          <w:color w:val="E08A00"/>
+          <w:sz w:val="18"/>
+          <w:szCs w:val="18"/>
+        </w:rPr>
+        <w:t>Technology &amp; Infrastructure Enablers for Africa</w:t>
+      </w:r>
+    </w:p>
+    <w:p>
+      <w:pPr>
+        <w:jc w:val="center"/>
+        <w:spacing w:before="200" w:after="40"/>
+      </w:pPr>
+      <w:r>
+        <w:rPr>
+          <w:b/>
+          <w:color w:val="0099CC"/>
+          <w:sz w:val="28"/>
+          <w:szCs w:val="28"/>
+        </w:rPr>
+        <w:t>PECH GROUP HOLDINGS LTD</w:t>
+      </w:r>
+    </w:p>
+    <w:p>
+      <w:pPr>
+        <w:pBdr>
+          <w:top w:val="single" w:sz="36" w:space="0" w:color="F5A623"/>
+          <w:bottom w:val="single" w:sz="12" w:space="1" w:color="00BFFF"/>
+        </w:pBdr>
+        <w:spacing w:after="0"/>
+      </w:pPr>
+    </w:p>
     <w:bookmarkStart w:id="30" w:name="pech-group-holdings-ltd"/>
     <w:p>
       <w:pPr>
         <w:pStyle w:val="Heading1"/>
-      </w:pPr>
-      <w:r>
+        <w:rPr>
+          <w:color w:val="0099CC"/>
+        </w:rPr>
+        <w:pBdr>
+          <w:bottom w:val="single" w:sz="18" w:space="2" w:color="F5A623"/>
+        </w:pBdr>
+      </w:pPr>
+      <w:r>
+        <w:rPr>
+          <w:b/>
+          <w:color w:val="0099CC"/>
+          <w:sz w:val="44"/>
+        </w:rPr>
         <w:t xml:space="preserve">PECH GROUP HOLDINGS LTD</w:t>
       </w:r>
     </w:p>
     <w:bookmarkStart w:id="22" w:name="staff-identity-card-request-form"/>
     <w:p>
       <w:pPr>
+        <w:pBdr>
+          <w:top w:val="single" w:sz="18" w:space="1" w:color="F5A623"/>
+          <w:bottom w:val="single" w:sz="6" w:space="1" w:color="0099CC"/>
+        </w:pBdr>
+        <w:spacing w:before="200" w:after="200"/>
+      </w:pPr>
+    </w:p>
+    <w:p>
+      <w:pPr>
         <w:pStyle w:val="Heading2"/>
-      </w:pPr>
-      <w:r>
+        <w:rPr>
+          <w:color w:val="0099CC"/>
+        </w:rPr>
+        <w:pBdr>
+          <w:bottom w:val="single" w:sz="6" w:space="2" w:color="00BFFF"/>
+        </w:pBdr>
+      </w:pPr>
+      <w:r>
+        <w:rPr>
+          <w:b/>
+          <w:color w:val="0099CC"/>
+          <w:sz w:val="32"/>
+        </w:rPr>
         <w:t xml:space="preserve">STAFF IDENTITY CARD REQUEST FORM</w:t>
       </w:r>
     </w:p>
@@ -24,8 +111,16 @@
     <w:p>
       <w:pPr>
         <w:pStyle w:val="Heading3"/>
-      </w:pPr>
-      <w:r>
+        <w:rPr>
+          <w:color w:val="E08A00"/>
+        </w:rPr>
+      </w:pPr>
+      <w:r>
+        <w:rPr>
+          <w:b/>
+          <w:color w:val="E08A00"/>
+          <w:sz w:val="26"/>
+        </w:rPr>
         <w:t xml:space="preserve">CONFIDENTIAL</w:t>
       </w:r>
     </w:p>
@@ -83,9 +178,29 @@
     <w:bookmarkStart w:id="23" w:name="request-details"/>
     <w:p>
       <w:pPr>
+        <w:pBdr>
+          <w:top w:val="single" w:sz="18" w:space="1" w:color="F5A623"/>
+          <w:bottom w:val="single" w:sz="6" w:space="1" w:color="0099CC"/>
+        </w:pBdr>
+        <w:spacing w:before="200" w:after="200"/>
+      </w:pPr>
+    </w:p>
+    <w:p>
+      <w:pPr>
         <w:pStyle w:val="Heading2"/>
-      </w:pPr>
-      <w:r>
+        <w:rPr>
+          <w:color w:val="0099CC"/>
+        </w:rPr>
+        <w:pBdr>
+          <w:bottom w:val="single" w:sz="6" w:space="2" w:color="00BFFF"/>
+        </w:pBdr>
+      </w:pPr>
+      <w:r>
+        <w:rPr>
+          <w:b/>
+          <w:color w:val="0099CC"/>
+          <w:sz w:val="32"/>
+        </w:rPr>
         <w:t xml:space="preserve">REQUEST DETAILS</w:t>
       </w:r>
     </w:p>
@@ -95,6 +210,14 @@
         <w:tblW w:type="auto" w:w="0"/>
         <w:tblLook w:firstRow="1" w:lastRow="0" w:firstColumn="0" w:lastColumn="0" w:noHBand="0" w:noVBand="0" w:val="0020"/>
         <w:jc w:val="start"/>
+        <w:tblBorders>
+          <w:top w:val="single" w:sz="4" w:space="0" w:color="B0D4E8"/>
+          <w:left w:val="single" w:sz="4" w:space="0" w:color="B0D4E8"/>
+          <w:bottom w:val="single" w:sz="4" w:space="0" w:color="B0D4E8"/>
+          <w:right w:val="single" w:sz="4" w:space="0" w:color="B0D4E8"/>
+          <w:insideH w:val="single" w:sz="4" w:space="0" w:color="B0D4E8"/>
+          <w:insideV w:val="single" w:sz="4" w:space="0" w:color="B0D4E8"/>
+        </w:tblBorders>
       </w:tblPr>
       <w:tblGrid>
         <w:gridCol w:w="3960"/>
@@ -105,25 +228,39 @@
           <w:tblHeader w:val="true"/>
         </w:trPr>
         <w:tc>
-          <w:tcPr/>
-          <w:p>
-            <w:pPr>
-              <w:pStyle w:val="Compact"/>
-              <w:jc w:val="left"/>
-            </w:pPr>
-            <w:r>
+          <w:tcPr>
+            <w:shd w:fill="0099CC" w:val="clear"/>
+          </w:tcPr>
+          <w:p>
+            <w:pPr>
+              <w:pStyle w:val="Compact"/>
+              <w:jc w:val="left"/>
+            </w:pPr>
+            <w:r>
+              <w:rPr>
+                <w:b/>
+                <w:color w:val="FFFFFF"/>
+                <w:sz w:val="20"/>
+              </w:rPr>
               <w:t xml:space="preserve">Field</w:t>
             </w:r>
           </w:p>
         </w:tc>
         <w:tc>
-          <w:tcPr/>
-          <w:p>
-            <w:pPr>
-              <w:pStyle w:val="Compact"/>
-              <w:jc w:val="left"/>
-            </w:pPr>
-            <w:r>
+          <w:tcPr>
+            <w:shd w:fill="0099CC" w:val="clear"/>
+          </w:tcPr>
+          <w:p>
+            <w:pPr>
+              <w:pStyle w:val="Compact"/>
+              <w:jc w:val="left"/>
+            </w:pPr>
+            <w:r>
+              <w:rPr>
+                <w:b/>
+                <w:color w:val="FFFFFF"/>
+                <w:sz w:val="20"/>
+              </w:rPr>
               <w:t xml:space="preserve">Details</w:t>
             </w:r>
           </w:p>
@@ -131,7 +268,9 @@
       </w:tr>
       <w:tr>
         <w:tc>
-          <w:tcPr/>
+          <w:tcPr>
+            <w:shd w:fill="FFFFFF" w:val="clear"/>
+          </w:tcPr>
           <w:p>
             <w:pPr>
               <w:pStyle w:val="Compact"/>
@@ -141,19 +280,27 @@
               <w:rPr>
                 <w:bCs/>
                 <w:b/>
+                <w:color w:val="1A1A1A"/>
+                <w:sz w:val="19"/>
               </w:rPr>
               <w:t xml:space="preserve">Request Date:</w:t>
             </w:r>
           </w:p>
         </w:tc>
         <w:tc>
-          <w:tcPr/>
-          <w:p>
-            <w:pPr>
-              <w:pStyle w:val="Compact"/>
-              <w:jc w:val="left"/>
-            </w:pPr>
-            <w:r>
+          <w:tcPr>
+            <w:shd w:fill="FFFFFF" w:val="clear"/>
+          </w:tcPr>
+          <w:p>
+            <w:pPr>
+              <w:pStyle w:val="Compact"/>
+              <w:jc w:val="left"/>
+            </w:pPr>
+            <w:r>
+              <w:rPr>
+                <w:color w:val="1A1A1A"/>
+                <w:sz w:val="19"/>
+              </w:rPr>
               <w:t xml:space="preserve">______ / ______ / __________ (DD/MM/YYYY)</w:t>
             </w:r>
           </w:p>
@@ -161,7 +308,9 @@
       </w:tr>
       <w:tr>
         <w:tc>
-          <w:tcPr/>
+          <w:tcPr>
+            <w:shd w:fill="E8F8FF" w:val="clear"/>
+          </w:tcPr>
           <w:p>
             <w:pPr>
               <w:pStyle w:val="Compact"/>
@@ -171,19 +320,27 @@
               <w:rPr>
                 <w:bCs/>
                 <w:b/>
+                <w:color w:val="1A1A1A"/>
+                <w:sz w:val="19"/>
               </w:rPr>
               <w:t xml:space="preserve">Request Type:</w:t>
             </w:r>
           </w:p>
         </w:tc>
         <w:tc>
-          <w:tcPr/>
-          <w:p>
-            <w:pPr>
-              <w:pStyle w:val="Compact"/>
-              <w:jc w:val="left"/>
-            </w:pPr>
-            <w:r>
+          <w:tcPr>
+            <w:shd w:fill="E8F8FF" w:val="clear"/>
+          </w:tcPr>
+          <w:p>
+            <w:pPr>
+              <w:pStyle w:val="Compact"/>
+              <w:jc w:val="left"/>
+            </w:pPr>
+            <w:r>
+              <w:rPr>
+                <w:color w:val="1A1A1A"/>
+                <w:sz w:val="19"/>
+              </w:rPr>
               <w:t xml:space="preserve">[ ] New Issue [ ] Replacement</w:t>
             </w:r>
           </w:p>
@@ -201,9 +358,29 @@
     <w:bookmarkStart w:id="24" w:name="employee-information"/>
     <w:p>
       <w:pPr>
+        <w:pBdr>
+          <w:top w:val="single" w:sz="18" w:space="1" w:color="F5A623"/>
+          <w:bottom w:val="single" w:sz="6" w:space="1" w:color="0099CC"/>
+        </w:pBdr>
+        <w:spacing w:before="200" w:after="200"/>
+      </w:pPr>
+    </w:p>
+    <w:p>
+      <w:pPr>
         <w:pStyle w:val="Heading2"/>
-      </w:pPr>
-      <w:r>
+        <w:rPr>
+          <w:color w:val="0099CC"/>
+        </w:rPr>
+        <w:pBdr>
+          <w:bottom w:val="single" w:sz="6" w:space="2" w:color="00BFFF"/>
+        </w:pBdr>
+      </w:pPr>
+      <w:r>
+        <w:rPr>
+          <w:b/>
+          <w:color w:val="0099CC"/>
+          <w:sz w:val="32"/>
+        </w:rPr>
         <w:t xml:space="preserve">EMPLOYEE INFORMATION</w:t>
       </w:r>
     </w:p>
@@ -213,6 +390,14 @@
         <w:tblW w:type="pct" w:w="5000"/>
         <w:tblLook w:firstRow="1" w:lastRow="0" w:firstColumn="0" w:lastColumn="0" w:noHBand="0" w:noVBand="0" w:val="0020"/>
         <w:jc w:val="start"/>
+        <w:tblBorders>
+          <w:top w:val="single" w:sz="4" w:space="0" w:color="B0D4E8"/>
+          <w:left w:val="single" w:sz="4" w:space="0" w:color="B0D4E8"/>
+          <w:bottom w:val="single" w:sz="4" w:space="0" w:color="B0D4E8"/>
+          <w:right w:val="single" w:sz="4" w:space="0" w:color="B0D4E8"/>
+          <w:insideH w:val="single" w:sz="4" w:space="0" w:color="B0D4E8"/>
+          <w:insideV w:val="single" w:sz="4" w:space="0" w:color="B0D4E8"/>
+        </w:tblBorders>
       </w:tblPr>
       <w:tblGrid>
         <w:gridCol w:w="3960"/>
@@ -223,25 +408,39 @@
           <w:tblHeader w:val="true"/>
         </w:trPr>
         <w:tc>
-          <w:tcPr/>
-          <w:p>
-            <w:pPr>
-              <w:pStyle w:val="Compact"/>
-              <w:jc w:val="left"/>
-            </w:pPr>
-            <w:r>
+          <w:tcPr>
+            <w:shd w:fill="0099CC" w:val="clear"/>
+          </w:tcPr>
+          <w:p>
+            <w:pPr>
+              <w:pStyle w:val="Compact"/>
+              <w:jc w:val="left"/>
+            </w:pPr>
+            <w:r>
+              <w:rPr>
+                <w:b/>
+                <w:color w:val="FFFFFF"/>
+                <w:sz w:val="20"/>
+              </w:rPr>
               <w:t xml:space="preserve">Field</w:t>
             </w:r>
           </w:p>
         </w:tc>
         <w:tc>
-          <w:tcPr/>
-          <w:p>
-            <w:pPr>
-              <w:pStyle w:val="Compact"/>
-              <w:jc w:val="left"/>
-            </w:pPr>
-            <w:r>
+          <w:tcPr>
+            <w:shd w:fill="0099CC" w:val="clear"/>
+          </w:tcPr>
+          <w:p>
+            <w:pPr>
+              <w:pStyle w:val="Compact"/>
+              <w:jc w:val="left"/>
+            </w:pPr>
+            <w:r>
+              <w:rPr>
+                <w:b/>
+                <w:color w:val="FFFFFF"/>
+                <w:sz w:val="20"/>
+              </w:rPr>
               <w:t xml:space="preserve">Details</w:t>
             </w:r>
           </w:p>
@@ -249,7 +448,9 @@
       </w:tr>
       <w:tr>
         <w:tc>
-          <w:tcPr/>
+          <w:tcPr>
+            <w:shd w:fill="FFFFFF" w:val="clear"/>
+          </w:tcPr>
           <w:p>
             <w:pPr>
               <w:pStyle w:val="Compact"/>
@@ -259,19 +460,27 @@
               <w:rPr>
                 <w:bCs/>
                 <w:b/>
+                <w:color w:val="1A1A1A"/>
+                <w:sz w:val="19"/>
               </w:rPr>
               <w:t xml:space="preserve">Full Name (Surname, First, Middle):</w:t>
             </w:r>
           </w:p>
         </w:tc>
         <w:tc>
-          <w:tcPr/>
-          <w:p>
-            <w:pPr>
-              <w:pStyle w:val="Compact"/>
-              <w:jc w:val="left"/>
-            </w:pPr>
-            <w:r>
+          <w:tcPr>
+            <w:shd w:fill="FFFFFF" w:val="clear"/>
+          </w:tcPr>
+          <w:p>
+            <w:pPr>
+              <w:pStyle w:val="Compact"/>
+              <w:jc w:val="left"/>
+            </w:pPr>
+            <w:r>
+              <w:rPr>
+                <w:color w:val="1A1A1A"/>
+                <w:sz w:val="19"/>
+              </w:rPr>
               <w:t xml:space="preserve">__________________________________________</w:t>
             </w:r>
           </w:p>
@@ -279,7 +488,9 @@
       </w:tr>
       <w:tr>
         <w:tc>
-          <w:tcPr/>
+          <w:tcPr>
+            <w:shd w:fill="E8F8FF" w:val="clear"/>
+          </w:tcPr>
           <w:p>
             <w:pPr>
               <w:pStyle w:val="Compact"/>
@@ -289,19 +500,27 @@
               <w:rPr>
                 <w:bCs/>
                 <w:b/>
+                <w:color w:val="1A1A1A"/>
+                <w:sz w:val="19"/>
               </w:rPr>
               <w:t xml:space="preserve">Employee ID:</w:t>
             </w:r>
           </w:p>
         </w:tc>
         <w:tc>
-          <w:tcPr/>
-          <w:p>
-            <w:pPr>
-              <w:pStyle w:val="Compact"/>
-              <w:jc w:val="left"/>
-            </w:pPr>
-            <w:r>
+          <w:tcPr>
+            <w:shd w:fill="E8F8FF" w:val="clear"/>
+          </w:tcPr>
+          <w:p>
+            <w:pPr>
+              <w:pStyle w:val="Compact"/>
+              <w:jc w:val="left"/>
+            </w:pPr>
+            <w:r>
+              <w:rPr>
+                <w:color w:val="1A1A1A"/>
+                <w:sz w:val="19"/>
+              </w:rPr>
               <w:t xml:space="preserve">__________________________________________</w:t>
             </w:r>
           </w:p>
@@ -309,7 +528,9 @@
       </w:tr>
       <w:tr>
         <w:tc>
-          <w:tcPr/>
+          <w:tcPr>
+            <w:shd w:fill="FFFFFF" w:val="clear"/>
+          </w:tcPr>
           <w:p>
             <w:pPr>
               <w:pStyle w:val="Compact"/>
@@ -319,19 +540,27 @@
               <w:rPr>
                 <w:bCs/>
                 <w:b/>
+                <w:color w:val="1A1A1A"/>
+                <w:sz w:val="19"/>
               </w:rPr>
               <w:t xml:space="preserve">Department:</w:t>
             </w:r>
           </w:p>
         </w:tc>
         <w:tc>
-          <w:tcPr/>
-          <w:p>
-            <w:pPr>
-              <w:pStyle w:val="Compact"/>
-              <w:jc w:val="left"/>
-            </w:pPr>
-            <w:r>
+          <w:tcPr>
+            <w:shd w:fill="FFFFFF" w:val="clear"/>
+          </w:tcPr>
+          <w:p>
+            <w:pPr>
+              <w:pStyle w:val="Compact"/>
+              <w:jc w:val="left"/>
+            </w:pPr>
+            <w:r>
+              <w:rPr>
+                <w:color w:val="1A1A1A"/>
+                <w:sz w:val="19"/>
+              </w:rPr>
               <w:t xml:space="preserve">__________________________________________</w:t>
             </w:r>
           </w:p>
@@ -339,7 +568,9 @@
       </w:tr>
       <w:tr>
         <w:tc>
-          <w:tcPr/>
+          <w:tcPr>
+            <w:shd w:fill="E8F8FF" w:val="clear"/>
+          </w:tcPr>
           <w:p>
             <w:pPr>
               <w:pStyle w:val="Compact"/>
@@ -349,19 +580,27 @@
               <w:rPr>
                 <w:bCs/>
                 <w:b/>
+                <w:color w:val="1A1A1A"/>
+                <w:sz w:val="19"/>
               </w:rPr>
               <w:t xml:space="preserve">Position/Designation:</w:t>
             </w:r>
           </w:p>
         </w:tc>
         <w:tc>
-          <w:tcPr/>
-          <w:p>
-            <w:pPr>
-              <w:pStyle w:val="Compact"/>
-              <w:jc w:val="left"/>
-            </w:pPr>
-            <w:r>
+          <w:tcPr>
+            <w:shd w:fill="E8F8FF" w:val="clear"/>
+          </w:tcPr>
+          <w:p>
+            <w:pPr>
+              <w:pStyle w:val="Compact"/>
+              <w:jc w:val="left"/>
+            </w:pPr>
+            <w:r>
+              <w:rPr>
+                <w:color w:val="1A1A1A"/>
+                <w:sz w:val="19"/>
+              </w:rPr>
               <w:t xml:space="preserve">__________________________________________</w:t>
             </w:r>
           </w:p>
@@ -369,7 +608,9 @@
       </w:tr>
       <w:tr>
         <w:tc>
-          <w:tcPr/>
+          <w:tcPr>
+            <w:shd w:fill="FFFFFF" w:val="clear"/>
+          </w:tcPr>
           <w:p>
             <w:pPr>
               <w:pStyle w:val="Compact"/>
@@ -379,19 +620,27 @@
               <w:rPr>
                 <w:bCs/>
                 <w:b/>
+                <w:color w:val="1A1A1A"/>
+                <w:sz w:val="19"/>
               </w:rPr>
               <w:t xml:space="preserve">Date of Employment:</w:t>
             </w:r>
           </w:p>
         </w:tc>
         <w:tc>
-          <w:tcPr/>
-          <w:p>
-            <w:pPr>
-              <w:pStyle w:val="Compact"/>
-              <w:jc w:val="left"/>
-            </w:pPr>
-            <w:r>
+          <w:tcPr>
+            <w:shd w:fill="FFFFFF" w:val="clear"/>
+          </w:tcPr>
+          <w:p>
+            <w:pPr>
+              <w:pStyle w:val="Compact"/>
+              <w:jc w:val="left"/>
+            </w:pPr>
+            <w:r>
+              <w:rPr>
+                <w:color w:val="1A1A1A"/>
+                <w:sz w:val="19"/>
+              </w:rPr>
               <w:t xml:space="preserve">______ / ______ / __________ (DD/MM/YYYY)</w:t>
             </w:r>
           </w:p>
@@ -399,7 +648,9 @@
       </w:tr>
       <w:tr>
         <w:tc>
-          <w:tcPr/>
+          <w:tcPr>
+            <w:shd w:fill="E8F8FF" w:val="clear"/>
+          </w:tcPr>
           <w:p>
             <w:pPr>
               <w:pStyle w:val="Compact"/>
@@ -409,19 +660,27 @@
               <w:rPr>
                 <w:bCs/>
                 <w:b/>
+                <w:color w:val="1A1A1A"/>
+                <w:sz w:val="19"/>
               </w:rPr>
               <w:t xml:space="preserve">Employment Type:</w:t>
             </w:r>
           </w:p>
         </w:tc>
         <w:tc>
-          <w:tcPr/>
-          <w:p>
-            <w:pPr>
-              <w:pStyle w:val="Compact"/>
-              <w:jc w:val="left"/>
-            </w:pPr>
-            <w:r>
+          <w:tcPr>
+            <w:shd w:fill="E8F8FF" w:val="clear"/>
+          </w:tcPr>
+          <w:p>
+            <w:pPr>
+              <w:pStyle w:val="Compact"/>
+              <w:jc w:val="left"/>
+            </w:pPr>
+            <w:r>
+              <w:rPr>
+                <w:color w:val="1A1A1A"/>
+                <w:sz w:val="19"/>
+              </w:rPr>
               <w:t xml:space="preserve">[ ] Full-Time [ ] Contract [ ] Intern</w:t>
             </w:r>
           </w:p>
@@ -429,7 +688,9 @@
       </w:tr>
       <w:tr>
         <w:tc>
-          <w:tcPr/>
+          <w:tcPr>
+            <w:shd w:fill="FFFFFF" w:val="clear"/>
+          </w:tcPr>
           <w:p>
             <w:pPr>
               <w:pStyle w:val="Compact"/>
@@ -439,19 +700,27 @@
               <w:rPr>
                 <w:bCs/>
                 <w:b/>
+                <w:color w:val="1A1A1A"/>
+                <w:sz w:val="19"/>
               </w:rPr>
               <w:t xml:space="preserve">Office Location:</w:t>
             </w:r>
           </w:p>
         </w:tc>
         <w:tc>
-          <w:tcPr/>
-          <w:p>
-            <w:pPr>
-              <w:pStyle w:val="Compact"/>
-              <w:jc w:val="left"/>
-            </w:pPr>
-            <w:r>
+          <w:tcPr>
+            <w:shd w:fill="FFFFFF" w:val="clear"/>
+          </w:tcPr>
+          <w:p>
+            <w:pPr>
+              <w:pStyle w:val="Compact"/>
+              <w:jc w:val="left"/>
+            </w:pPr>
+            <w:r>
+              <w:rPr>
+                <w:color w:val="1A1A1A"/>
+                <w:sz w:val="19"/>
+              </w:rPr>
               <w:t xml:space="preserve">__________________________________________</w:t>
             </w:r>
           </w:p>
@@ -461,6 +730,10 @@
     <w:p>
       <w:pPr>
         <w:pStyle w:val="BlockText"/>
+        <w:pBdr>
+          <w:left w:val="single" w:sz="24" w:space="6" w:color="F5A623"/>
+        </w:pBdr>
+        <w:shd w:fill="FFF8E1" w:val="clear"/>
       </w:pPr>
       <w:r>
         <w:rPr>
@@ -487,9 +760,29 @@
     <w:bookmarkStart w:id="25" w:name="replacement-details"/>
     <w:p>
       <w:pPr>
+        <w:pBdr>
+          <w:top w:val="single" w:sz="18" w:space="1" w:color="F5A623"/>
+          <w:bottom w:val="single" w:sz="6" w:space="1" w:color="0099CC"/>
+        </w:pBdr>
+        <w:spacing w:before="200" w:after="200"/>
+      </w:pPr>
+    </w:p>
+    <w:p>
+      <w:pPr>
         <w:pStyle w:val="Heading2"/>
-      </w:pPr>
-      <w:r>
+        <w:rPr>
+          <w:color w:val="0099CC"/>
+        </w:rPr>
+        <w:pBdr>
+          <w:bottom w:val="single" w:sz="6" w:space="2" w:color="00BFFF"/>
+        </w:pBdr>
+      </w:pPr>
+      <w:r>
+        <w:rPr>
+          <w:b/>
+          <w:color w:val="0099CC"/>
+          <w:sz w:val="32"/>
+        </w:rPr>
         <w:t xml:space="preserve">REPLACEMENT DETAILS</w:t>
       </w:r>
     </w:p>
@@ -511,6 +804,14 @@
         <w:tblW w:type="pct" w:w="5000"/>
         <w:tblLook w:firstRow="1" w:lastRow="0" w:firstColumn="0" w:lastColumn="0" w:noHBand="0" w:noVBand="0" w:val="0020"/>
         <w:jc w:val="start"/>
+        <w:tblBorders>
+          <w:top w:val="single" w:sz="4" w:space="0" w:color="B0D4E8"/>
+          <w:left w:val="single" w:sz="4" w:space="0" w:color="B0D4E8"/>
+          <w:bottom w:val="single" w:sz="4" w:space="0" w:color="B0D4E8"/>
+          <w:right w:val="single" w:sz="4" w:space="0" w:color="B0D4E8"/>
+          <w:insideH w:val="single" w:sz="4" w:space="0" w:color="B0D4E8"/>
+          <w:insideV w:val="single" w:sz="4" w:space="0" w:color="B0D4E8"/>
+        </w:tblBorders>
       </w:tblPr>
       <w:tblGrid>
         <w:gridCol w:w="3960"/>
@@ -521,25 +822,39 @@
           <w:tblHeader w:val="true"/>
         </w:trPr>
         <w:tc>
-          <w:tcPr/>
-          <w:p>
-            <w:pPr>
-              <w:pStyle w:val="Compact"/>
-              <w:jc w:val="left"/>
-            </w:pPr>
-            <w:r>
+          <w:tcPr>
+            <w:shd w:fill="0099CC" w:val="clear"/>
+          </w:tcPr>
+          <w:p>
+            <w:pPr>
+              <w:pStyle w:val="Compact"/>
+              <w:jc w:val="left"/>
+            </w:pPr>
+            <w:r>
+              <w:rPr>
+                <w:b/>
+                <w:color w:val="FFFFFF"/>
+                <w:sz w:val="20"/>
+              </w:rPr>
               <w:t xml:space="preserve">Field</w:t>
             </w:r>
           </w:p>
         </w:tc>
         <w:tc>
-          <w:tcPr/>
-          <w:p>
-            <w:pPr>
-              <w:pStyle w:val="Compact"/>
-              <w:jc w:val="left"/>
-            </w:pPr>
-            <w:r>
+          <w:tcPr>
+            <w:shd w:fill="0099CC" w:val="clear"/>
+          </w:tcPr>
+          <w:p>
+            <w:pPr>
+              <w:pStyle w:val="Compact"/>
+              <w:jc w:val="left"/>
+            </w:pPr>
+            <w:r>
+              <w:rPr>
+                <w:b/>
+                <w:color w:val="FFFFFF"/>
+                <w:sz w:val="20"/>
+              </w:rPr>
               <w:t xml:space="preserve">Details</w:t>
             </w:r>
           </w:p>
@@ -547,7 +862,9 @@
       </w:tr>
       <w:tr>
         <w:tc>
-          <w:tcPr/>
+          <w:tcPr>
+            <w:shd w:fill="FFFFFF" w:val="clear"/>
+          </w:tcPr>
           <w:p>
             <w:pPr>
               <w:pStyle w:val="Compact"/>
@@ -557,19 +874,27 @@
               <w:rPr>
                 <w:bCs/>
                 <w:b/>
+                <w:color w:val="1A1A1A"/>
+                <w:sz w:val="19"/>
               </w:rPr>
               <w:t xml:space="preserve">Old Card Number:</w:t>
             </w:r>
           </w:p>
         </w:tc>
         <w:tc>
-          <w:tcPr/>
-          <w:p>
-            <w:pPr>
-              <w:pStyle w:val="Compact"/>
-              <w:jc w:val="left"/>
-            </w:pPr>
-            <w:r>
+          <w:tcPr>
+            <w:shd w:fill="FFFFFF" w:val="clear"/>
+          </w:tcPr>
+          <w:p>
+            <w:pPr>
+              <w:pStyle w:val="Compact"/>
+              <w:jc w:val="left"/>
+            </w:pPr>
+            <w:r>
+              <w:rPr>
+                <w:color w:val="1A1A1A"/>
+                <w:sz w:val="19"/>
+              </w:rPr>
               <w:t xml:space="preserve">__________________________________________</w:t>
             </w:r>
           </w:p>
@@ -577,7 +902,9 @@
       </w:tr>
       <w:tr>
         <w:tc>
-          <w:tcPr/>
+          <w:tcPr>
+            <w:shd w:fill="E8F8FF" w:val="clear"/>
+          </w:tcPr>
           <w:p>
             <w:pPr>
               <w:pStyle w:val="Compact"/>
@@ -587,19 +914,27 @@
               <w:rPr>
                 <w:bCs/>
                 <w:b/>
+                <w:color w:val="1A1A1A"/>
+                <w:sz w:val="19"/>
               </w:rPr>
               <w:t xml:space="preserve">Reason for Replacement:</w:t>
             </w:r>
           </w:p>
         </w:tc>
         <w:tc>
-          <w:tcPr/>
-          <w:p>
-            <w:pPr>
-              <w:pStyle w:val="Compact"/>
-              <w:jc w:val="left"/>
-            </w:pPr>
-            <w:r>
+          <w:tcPr>
+            <w:shd w:fill="E8F8FF" w:val="clear"/>
+          </w:tcPr>
+          <w:p>
+            <w:pPr>
+              <w:pStyle w:val="Compact"/>
+              <w:jc w:val="left"/>
+            </w:pPr>
+            <w:r>
+              <w:rPr>
+                <w:color w:val="1A1A1A"/>
+                <w:sz w:val="19"/>
+              </w:rPr>
               <w:t xml:space="preserve">[ ] Lost [ ] Damaged [ ] Name Change [ ] Expired [ ] Other: ________</w:t>
             </w:r>
           </w:p>
@@ -607,7 +942,9 @@
       </w:tr>
       <w:tr>
         <w:tc>
-          <w:tcPr/>
+          <w:tcPr>
+            <w:shd w:fill="FFFFFF" w:val="clear"/>
+          </w:tcPr>
           <w:p>
             <w:pPr>
               <w:pStyle w:val="Compact"/>
@@ -617,19 +954,27 @@
               <w:rPr>
                 <w:bCs/>
                 <w:b/>
+                <w:color w:val="1A1A1A"/>
+                <w:sz w:val="19"/>
               </w:rPr>
               <w:t xml:space="preserve">Police Report Reference (if lost):</w:t>
             </w:r>
           </w:p>
         </w:tc>
         <w:tc>
-          <w:tcPr/>
-          <w:p>
-            <w:pPr>
-              <w:pStyle w:val="Compact"/>
-              <w:jc w:val="left"/>
-            </w:pPr>
-            <w:r>
+          <w:tcPr>
+            <w:shd w:fill="FFFFFF" w:val="clear"/>
+          </w:tcPr>
+          <w:p>
+            <w:pPr>
+              <w:pStyle w:val="Compact"/>
+              <w:jc w:val="left"/>
+            </w:pPr>
+            <w:r>
+              <w:rPr>
+                <w:color w:val="1A1A1A"/>
+                <w:sz w:val="19"/>
+              </w:rPr>
               <w:t xml:space="preserve">__________________________________________</w:t>
             </w:r>
           </w:p>
@@ -637,7 +982,9 @@
       </w:tr>
       <w:tr>
         <w:tc>
-          <w:tcPr/>
+          <w:tcPr>
+            <w:shd w:fill="E8F8FF" w:val="clear"/>
+          </w:tcPr>
           <w:p>
             <w:pPr>
               <w:pStyle w:val="Compact"/>
@@ -647,19 +994,27 @@
               <w:rPr>
                 <w:bCs/>
                 <w:b/>
+                <w:color w:val="1A1A1A"/>
+                <w:sz w:val="19"/>
               </w:rPr>
               <w:t xml:space="preserve">Date of Loss/Damage:</w:t>
             </w:r>
           </w:p>
         </w:tc>
         <w:tc>
-          <w:tcPr/>
-          <w:p>
-            <w:pPr>
-              <w:pStyle w:val="Compact"/>
-              <w:jc w:val="left"/>
-            </w:pPr>
-            <w:r>
+          <w:tcPr>
+            <w:shd w:fill="E8F8FF" w:val="clear"/>
+          </w:tcPr>
+          <w:p>
+            <w:pPr>
+              <w:pStyle w:val="Compact"/>
+              <w:jc w:val="left"/>
+            </w:pPr>
+            <w:r>
+              <w:rPr>
+                <w:color w:val="1A1A1A"/>
+                <w:sz w:val="19"/>
+              </w:rPr>
               <w:t xml:space="preserve">______ / ______ / __________ (DD/MM/YYYY)</w:t>
             </w:r>
           </w:p>
@@ -667,7 +1022,9 @@
       </w:tr>
       <w:tr>
         <w:tc>
-          <w:tcPr/>
+          <w:tcPr>
+            <w:shd w:fill="FFFFFF" w:val="clear"/>
+          </w:tcPr>
           <w:p>
             <w:pPr>
               <w:pStyle w:val="Compact"/>
@@ -677,19 +1034,27 @@
               <w:rPr>
                 <w:bCs/>
                 <w:b/>
+                <w:color w:val="1A1A1A"/>
+                <w:sz w:val="19"/>
               </w:rPr>
               <w:t xml:space="preserve">Replacement Fee Paid (₦):</w:t>
             </w:r>
           </w:p>
         </w:tc>
         <w:tc>
-          <w:tcPr/>
-          <w:p>
-            <w:pPr>
-              <w:pStyle w:val="Compact"/>
-              <w:jc w:val="left"/>
-            </w:pPr>
-            <w:r>
+          <w:tcPr>
+            <w:shd w:fill="FFFFFF" w:val="clear"/>
+          </w:tcPr>
+          <w:p>
+            <w:pPr>
+              <w:pStyle w:val="Compact"/>
+              <w:jc w:val="left"/>
+            </w:pPr>
+            <w:r>
+              <w:rPr>
+                <w:color w:val="1A1A1A"/>
+                <w:sz w:val="19"/>
+              </w:rPr>
               <w:t xml:space="preserve">__________________________________________</w:t>
             </w:r>
           </w:p>
@@ -697,7 +1062,9 @@
       </w:tr>
       <w:tr>
         <w:tc>
-          <w:tcPr/>
+          <w:tcPr>
+            <w:shd w:fill="E8F8FF" w:val="clear"/>
+          </w:tcPr>
           <w:p>
             <w:pPr>
               <w:pStyle w:val="Compact"/>
@@ -707,19 +1074,27 @@
               <w:rPr>
                 <w:bCs/>
                 <w:b/>
+                <w:color w:val="1A1A1A"/>
+                <w:sz w:val="19"/>
               </w:rPr>
               <w:t xml:space="preserve">Receipt Number:</w:t>
             </w:r>
           </w:p>
         </w:tc>
         <w:tc>
-          <w:tcPr/>
-          <w:p>
-            <w:pPr>
-              <w:pStyle w:val="Compact"/>
-              <w:jc w:val="left"/>
-            </w:pPr>
-            <w:r>
+          <w:tcPr>
+            <w:shd w:fill="E8F8FF" w:val="clear"/>
+          </w:tcPr>
+          <w:p>
+            <w:pPr>
+              <w:pStyle w:val="Compact"/>
+              <w:jc w:val="left"/>
+            </w:pPr>
+            <w:r>
+              <w:rPr>
+                <w:color w:val="1A1A1A"/>
+                <w:sz w:val="19"/>
+              </w:rPr>
               <w:t xml:space="preserve">__________________________________________</w:t>
             </w:r>
           </w:p>
@@ -737,9 +1112,29 @@
     <w:bookmarkStart w:id="26" w:name="emergency-contact-information"/>
     <w:p>
       <w:pPr>
+        <w:pBdr>
+          <w:top w:val="single" w:sz="18" w:space="1" w:color="F5A623"/>
+          <w:bottom w:val="single" w:sz="6" w:space="1" w:color="0099CC"/>
+        </w:pBdr>
+        <w:spacing w:before="200" w:after="200"/>
+      </w:pPr>
+    </w:p>
+    <w:p>
+      <w:pPr>
         <w:pStyle w:val="Heading2"/>
-      </w:pPr>
-      <w:r>
+        <w:rPr>
+          <w:color w:val="0099CC"/>
+        </w:rPr>
+        <w:pBdr>
+          <w:bottom w:val="single" w:sz="6" w:space="2" w:color="00BFFF"/>
+        </w:pBdr>
+      </w:pPr>
+      <w:r>
+        <w:rPr>
+          <w:b/>
+          <w:color w:val="0099CC"/>
+          <w:sz w:val="32"/>
+        </w:rPr>
         <w:t xml:space="preserve">EMERGENCY CONTACT INFORMATION</w:t>
       </w:r>
     </w:p>
@@ -761,6 +1156,14 @@
         <w:tblW w:type="auto" w:w="0"/>
         <w:tblLook w:firstRow="1" w:lastRow="0" w:firstColumn="0" w:lastColumn="0" w:noHBand="0" w:noVBand="0" w:val="0020"/>
         <w:jc w:val="start"/>
+        <w:tblBorders>
+          <w:top w:val="single" w:sz="4" w:space="0" w:color="B0D4E8"/>
+          <w:left w:val="single" w:sz="4" w:space="0" w:color="B0D4E8"/>
+          <w:bottom w:val="single" w:sz="4" w:space="0" w:color="B0D4E8"/>
+          <w:right w:val="single" w:sz="4" w:space="0" w:color="B0D4E8"/>
+          <w:insideH w:val="single" w:sz="4" w:space="0" w:color="B0D4E8"/>
+          <w:insideV w:val="single" w:sz="4" w:space="0" w:color="B0D4E8"/>
+        </w:tblBorders>
       </w:tblPr>
       <w:tblGrid>
         <w:gridCol w:w="3960"/>
@@ -771,25 +1174,39 @@
           <w:tblHeader w:val="true"/>
         </w:trPr>
         <w:tc>
-          <w:tcPr/>
-          <w:p>
-            <w:pPr>
-              <w:pStyle w:val="Compact"/>
-              <w:jc w:val="left"/>
-            </w:pPr>
-            <w:r>
+          <w:tcPr>
+            <w:shd w:fill="0099CC" w:val="clear"/>
+          </w:tcPr>
+          <w:p>
+            <w:pPr>
+              <w:pStyle w:val="Compact"/>
+              <w:jc w:val="left"/>
+            </w:pPr>
+            <w:r>
+              <w:rPr>
+                <w:b/>
+                <w:color w:val="FFFFFF"/>
+                <w:sz w:val="20"/>
+              </w:rPr>
               <w:t xml:space="preserve">Field</w:t>
             </w:r>
           </w:p>
         </w:tc>
         <w:tc>
-          <w:tcPr/>
-          <w:p>
-            <w:pPr>
-              <w:pStyle w:val="Compact"/>
-              <w:jc w:val="left"/>
-            </w:pPr>
-            <w:r>
+          <w:tcPr>
+            <w:shd w:fill="0099CC" w:val="clear"/>
+          </w:tcPr>
+          <w:p>
+            <w:pPr>
+              <w:pStyle w:val="Compact"/>
+              <w:jc w:val="left"/>
+            </w:pPr>
+            <w:r>
+              <w:rPr>
+                <w:b/>
+                <w:color w:val="FFFFFF"/>
+                <w:sz w:val="20"/>
+              </w:rPr>
               <w:t xml:space="preserve">Details</w:t>
             </w:r>
           </w:p>
@@ -797,7 +1214,9 @@
       </w:tr>
       <w:tr>
         <w:tc>
-          <w:tcPr/>
+          <w:tcPr>
+            <w:shd w:fill="FFFFFF" w:val="clear"/>
+          </w:tcPr>
           <w:p>
             <w:pPr>
               <w:pStyle w:val="Compact"/>
@@ -807,19 +1226,27 @@
               <w:rPr>
                 <w:bCs/>
                 <w:b/>
+                <w:color w:val="1A1A1A"/>
+                <w:sz w:val="19"/>
               </w:rPr>
               <w:t xml:space="preserve">Full Name:</w:t>
             </w:r>
           </w:p>
         </w:tc>
         <w:tc>
-          <w:tcPr/>
-          <w:p>
-            <w:pPr>
-              <w:pStyle w:val="Compact"/>
-              <w:jc w:val="left"/>
-            </w:pPr>
-            <w:r>
+          <w:tcPr>
+            <w:shd w:fill="FFFFFF" w:val="clear"/>
+          </w:tcPr>
+          <w:p>
+            <w:pPr>
+              <w:pStyle w:val="Compact"/>
+              <w:jc w:val="left"/>
+            </w:pPr>
+            <w:r>
+              <w:rPr>
+                <w:color w:val="1A1A1A"/>
+                <w:sz w:val="19"/>
+              </w:rPr>
               <w:t xml:space="preserve">__________________________________________</w:t>
             </w:r>
           </w:p>
@@ -827,7 +1254,9 @@
       </w:tr>
       <w:tr>
         <w:tc>
-          <w:tcPr/>
+          <w:tcPr>
+            <w:shd w:fill="E8F8FF" w:val="clear"/>
+          </w:tcPr>
           <w:p>
             <w:pPr>
               <w:pStyle w:val="Compact"/>
@@ -837,19 +1266,27 @@
               <w:rPr>
                 <w:bCs/>
                 <w:b/>
+                <w:color w:val="1A1A1A"/>
+                <w:sz w:val="19"/>
               </w:rPr>
               <w:t xml:space="preserve">Relationship:</w:t>
             </w:r>
           </w:p>
         </w:tc>
         <w:tc>
-          <w:tcPr/>
-          <w:p>
-            <w:pPr>
-              <w:pStyle w:val="Compact"/>
-              <w:jc w:val="left"/>
-            </w:pPr>
-            <w:r>
+          <w:tcPr>
+            <w:shd w:fill="E8F8FF" w:val="clear"/>
+          </w:tcPr>
+          <w:p>
+            <w:pPr>
+              <w:pStyle w:val="Compact"/>
+              <w:jc w:val="left"/>
+            </w:pPr>
+            <w:r>
+              <w:rPr>
+                <w:color w:val="1A1A1A"/>
+                <w:sz w:val="19"/>
+              </w:rPr>
               <w:t xml:space="preserve">__________________________________________</w:t>
             </w:r>
           </w:p>
@@ -857,7 +1294,9 @@
       </w:tr>
       <w:tr>
         <w:tc>
-          <w:tcPr/>
+          <w:tcPr>
+            <w:shd w:fill="FFFFFF" w:val="clear"/>
+          </w:tcPr>
           <w:p>
             <w:pPr>
               <w:pStyle w:val="Compact"/>
@@ -867,19 +1306,27 @@
               <w:rPr>
                 <w:bCs/>
                 <w:b/>
+                <w:color w:val="1A1A1A"/>
+                <w:sz w:val="19"/>
               </w:rPr>
               <w:t xml:space="preserve">Phone Number:</w:t>
             </w:r>
           </w:p>
         </w:tc>
         <w:tc>
-          <w:tcPr/>
-          <w:p>
-            <w:pPr>
-              <w:pStyle w:val="Compact"/>
-              <w:jc w:val="left"/>
-            </w:pPr>
-            <w:r>
+          <w:tcPr>
+            <w:shd w:fill="FFFFFF" w:val="clear"/>
+          </w:tcPr>
+          <w:p>
+            <w:pPr>
+              <w:pStyle w:val="Compact"/>
+              <w:jc w:val="left"/>
+            </w:pPr>
+            <w:r>
+              <w:rPr>
+                <w:color w:val="1A1A1A"/>
+                <w:sz w:val="19"/>
+              </w:rPr>
               <w:t xml:space="preserve">__________________________________________</w:t>
             </w:r>
           </w:p>
@@ -887,7 +1334,9 @@
       </w:tr>
       <w:tr>
         <w:tc>
-          <w:tcPr/>
+          <w:tcPr>
+            <w:shd w:fill="E8F8FF" w:val="clear"/>
+          </w:tcPr>
           <w:p>
             <w:pPr>
               <w:pStyle w:val="Compact"/>
@@ -897,19 +1346,27 @@
               <w:rPr>
                 <w:bCs/>
                 <w:b/>
+                <w:color w:val="1A1A1A"/>
+                <w:sz w:val="19"/>
               </w:rPr>
               <w:t xml:space="preserve">Address:</w:t>
             </w:r>
           </w:p>
         </w:tc>
         <w:tc>
-          <w:tcPr/>
-          <w:p>
-            <w:pPr>
-              <w:pStyle w:val="Compact"/>
-              <w:jc w:val="left"/>
-            </w:pPr>
-            <w:r>
+          <w:tcPr>
+            <w:shd w:fill="E8F8FF" w:val="clear"/>
+          </w:tcPr>
+          <w:p>
+            <w:pPr>
+              <w:pStyle w:val="Compact"/>
+              <w:jc w:val="left"/>
+            </w:pPr>
+            <w:r>
+              <w:rPr>
+                <w:color w:val="1A1A1A"/>
+                <w:sz w:val="19"/>
+              </w:rPr>
               <w:t xml:space="preserve">__________________________________________</w:t>
             </w:r>
           </w:p>
@@ -934,6 +1391,14 @@
         <w:tblW w:type="auto" w:w="0"/>
         <w:tblLook w:firstRow="1" w:lastRow="0" w:firstColumn="0" w:lastColumn="0" w:noHBand="0" w:noVBand="0" w:val="0020"/>
         <w:jc w:val="start"/>
+        <w:tblBorders>
+          <w:top w:val="single" w:sz="4" w:space="0" w:color="B0D4E8"/>
+          <w:left w:val="single" w:sz="4" w:space="0" w:color="B0D4E8"/>
+          <w:bottom w:val="single" w:sz="4" w:space="0" w:color="B0D4E8"/>
+          <w:right w:val="single" w:sz="4" w:space="0" w:color="B0D4E8"/>
+          <w:insideH w:val="single" w:sz="4" w:space="0" w:color="B0D4E8"/>
+          <w:insideV w:val="single" w:sz="4" w:space="0" w:color="B0D4E8"/>
+        </w:tblBorders>
       </w:tblPr>
       <w:tblGrid>
         <w:gridCol w:w="3960"/>
@@ -944,25 +1409,39 @@
           <w:tblHeader w:val="true"/>
         </w:trPr>
         <w:tc>
-          <w:tcPr/>
-          <w:p>
-            <w:pPr>
-              <w:pStyle w:val="Compact"/>
-              <w:jc w:val="left"/>
-            </w:pPr>
-            <w:r>
+          <w:tcPr>
+            <w:shd w:fill="0099CC" w:val="clear"/>
+          </w:tcPr>
+          <w:p>
+            <w:pPr>
+              <w:pStyle w:val="Compact"/>
+              <w:jc w:val="left"/>
+            </w:pPr>
+            <w:r>
+              <w:rPr>
+                <w:b/>
+                <w:color w:val="FFFFFF"/>
+                <w:sz w:val="20"/>
+              </w:rPr>
               <w:t xml:space="preserve">Field</w:t>
             </w:r>
           </w:p>
         </w:tc>
         <w:tc>
-          <w:tcPr/>
-          <w:p>
-            <w:pPr>
-              <w:pStyle w:val="Compact"/>
-              <w:jc w:val="left"/>
-            </w:pPr>
-            <w:r>
+          <w:tcPr>
+            <w:shd w:fill="0099CC" w:val="clear"/>
+          </w:tcPr>
+          <w:p>
+            <w:pPr>
+              <w:pStyle w:val="Compact"/>
+              <w:jc w:val="left"/>
+            </w:pPr>
+            <w:r>
+              <w:rPr>
+                <w:b/>
+                <w:color w:val="FFFFFF"/>
+                <w:sz w:val="20"/>
+              </w:rPr>
               <w:t xml:space="preserve">Details</w:t>
             </w:r>
           </w:p>
@@ -970,7 +1449,9 @@
       </w:tr>
       <w:tr>
         <w:tc>
-          <w:tcPr/>
+          <w:tcPr>
+            <w:shd w:fill="FFFFFF" w:val="clear"/>
+          </w:tcPr>
           <w:p>
             <w:pPr>
               <w:pStyle w:val="Compact"/>
@@ -980,19 +1461,27 @@
               <w:rPr>
                 <w:bCs/>
                 <w:b/>
+                <w:color w:val="1A1A1A"/>
+                <w:sz w:val="19"/>
               </w:rPr>
               <w:t xml:space="preserve">Full Name:</w:t>
             </w:r>
           </w:p>
         </w:tc>
         <w:tc>
-          <w:tcPr/>
-          <w:p>
-            <w:pPr>
-              <w:pStyle w:val="Compact"/>
-              <w:jc w:val="left"/>
-            </w:pPr>
-            <w:r>
+          <w:tcPr>
+            <w:shd w:fill="FFFFFF" w:val="clear"/>
+          </w:tcPr>
+          <w:p>
+            <w:pPr>
+              <w:pStyle w:val="Compact"/>
+              <w:jc w:val="left"/>
+            </w:pPr>
+            <w:r>
+              <w:rPr>
+                <w:color w:val="1A1A1A"/>
+                <w:sz w:val="19"/>
+              </w:rPr>
               <w:t xml:space="preserve">__________________________________________</w:t>
             </w:r>
           </w:p>
@@ -1000,7 +1489,9 @@
       </w:tr>
       <w:tr>
         <w:tc>
-          <w:tcPr/>
+          <w:tcPr>
+            <w:shd w:fill="E8F8FF" w:val="clear"/>
+          </w:tcPr>
           <w:p>
             <w:pPr>
               <w:pStyle w:val="Compact"/>
@@ -1010,19 +1501,27 @@
               <w:rPr>
                 <w:bCs/>
                 <w:b/>
+                <w:color w:val="1A1A1A"/>
+                <w:sz w:val="19"/>
               </w:rPr>
               <w:t xml:space="preserve">Relationship:</w:t>
             </w:r>
           </w:p>
         </w:tc>
         <w:tc>
-          <w:tcPr/>
-          <w:p>
-            <w:pPr>
-              <w:pStyle w:val="Compact"/>
-              <w:jc w:val="left"/>
-            </w:pPr>
-            <w:r>
+          <w:tcPr>
+            <w:shd w:fill="E8F8FF" w:val="clear"/>
+          </w:tcPr>
+          <w:p>
+            <w:pPr>
+              <w:pStyle w:val="Compact"/>
+              <w:jc w:val="left"/>
+            </w:pPr>
+            <w:r>
+              <w:rPr>
+                <w:color w:val="1A1A1A"/>
+                <w:sz w:val="19"/>
+              </w:rPr>
               <w:t xml:space="preserve">__________________________________________</w:t>
             </w:r>
           </w:p>
@@ -1030,7 +1529,9 @@
       </w:tr>
       <w:tr>
         <w:tc>
-          <w:tcPr/>
+          <w:tcPr>
+            <w:shd w:fill="FFFFFF" w:val="clear"/>
+          </w:tcPr>
           <w:p>
             <w:pPr>
               <w:pStyle w:val="Compact"/>
@@ -1040,19 +1541,27 @@
               <w:rPr>
                 <w:bCs/>
                 <w:b/>
+                <w:color w:val="1A1A1A"/>
+                <w:sz w:val="19"/>
               </w:rPr>
               <w:t xml:space="preserve">Phone Number:</w:t>
             </w:r>
           </w:p>
         </w:tc>
         <w:tc>
-          <w:tcPr/>
-          <w:p>
-            <w:pPr>
-              <w:pStyle w:val="Compact"/>
-              <w:jc w:val="left"/>
-            </w:pPr>
-            <w:r>
+          <w:tcPr>
+            <w:shd w:fill="FFFFFF" w:val="clear"/>
+          </w:tcPr>
+          <w:p>
+            <w:pPr>
+              <w:pStyle w:val="Compact"/>
+              <w:jc w:val="left"/>
+            </w:pPr>
+            <w:r>
+              <w:rPr>
+                <w:color w:val="1A1A1A"/>
+                <w:sz w:val="19"/>
+              </w:rPr>
               <w:t xml:space="preserve">__________________________________________</w:t>
             </w:r>
           </w:p>
@@ -1060,7 +1569,9 @@
       </w:tr>
       <w:tr>
         <w:tc>
-          <w:tcPr/>
+          <w:tcPr>
+            <w:shd w:fill="E8F8FF" w:val="clear"/>
+          </w:tcPr>
           <w:p>
             <w:pPr>
               <w:pStyle w:val="Compact"/>
@@ -1070,19 +1581,27 @@
               <w:rPr>
                 <w:bCs/>
                 <w:b/>
+                <w:color w:val="1A1A1A"/>
+                <w:sz w:val="19"/>
               </w:rPr>
               <w:t xml:space="preserve">Address:</w:t>
             </w:r>
           </w:p>
         </w:tc>
         <w:tc>
-          <w:tcPr/>
-          <w:p>
-            <w:pPr>
-              <w:pStyle w:val="Compact"/>
-              <w:jc w:val="left"/>
-            </w:pPr>
-            <w:r>
+          <w:tcPr>
+            <w:shd w:fill="E8F8FF" w:val="clear"/>
+          </w:tcPr>
+          <w:p>
+            <w:pPr>
+              <w:pStyle w:val="Compact"/>
+              <w:jc w:val="left"/>
+            </w:pPr>
+            <w:r>
+              <w:rPr>
+                <w:color w:val="1A1A1A"/>
+                <w:sz w:val="19"/>
+              </w:rPr>
               <w:t xml:space="preserve">__________________________________________</w:t>
             </w:r>
           </w:p>
@@ -1100,9 +1619,29 @@
     <w:bookmarkStart w:id="27" w:name="medical-information"/>
     <w:p>
       <w:pPr>
+        <w:pBdr>
+          <w:top w:val="single" w:sz="18" w:space="1" w:color="F5A623"/>
+          <w:bottom w:val="single" w:sz="6" w:space="1" w:color="0099CC"/>
+        </w:pBdr>
+        <w:spacing w:before="200" w:after="200"/>
+      </w:pPr>
+    </w:p>
+    <w:p>
+      <w:pPr>
         <w:pStyle w:val="Heading2"/>
-      </w:pPr>
-      <w:r>
+        <w:rPr>
+          <w:color w:val="0099CC"/>
+        </w:rPr>
+        <w:pBdr>
+          <w:bottom w:val="single" w:sz="6" w:space="2" w:color="00BFFF"/>
+        </w:pBdr>
+      </w:pPr>
+      <w:r>
+        <w:rPr>
+          <w:b/>
+          <w:color w:val="0099CC"/>
+          <w:sz w:val="32"/>
+        </w:rPr>
         <w:t xml:space="preserve">MEDICAL INFORMATION</w:t>
       </w:r>
     </w:p>
@@ -1112,6 +1651,14 @@
         <w:tblW w:type="pct" w:w="5000"/>
         <w:tblLook w:firstRow="1" w:lastRow="0" w:firstColumn="0" w:lastColumn="0" w:noHBand="0" w:noVBand="0" w:val="0020"/>
         <w:jc w:val="start"/>
+        <w:tblBorders>
+          <w:top w:val="single" w:sz="4" w:space="0" w:color="B0D4E8"/>
+          <w:left w:val="single" w:sz="4" w:space="0" w:color="B0D4E8"/>
+          <w:bottom w:val="single" w:sz="4" w:space="0" w:color="B0D4E8"/>
+          <w:right w:val="single" w:sz="4" w:space="0" w:color="B0D4E8"/>
+          <w:insideH w:val="single" w:sz="4" w:space="0" w:color="B0D4E8"/>
+          <w:insideV w:val="single" w:sz="4" w:space="0" w:color="B0D4E8"/>
+        </w:tblBorders>
       </w:tblPr>
       <w:tblGrid>
         <w:gridCol w:w="3960"/>
@@ -1122,25 +1669,39 @@
           <w:tblHeader w:val="true"/>
         </w:trPr>
         <w:tc>
-          <w:tcPr/>
-          <w:p>
-            <w:pPr>
-              <w:pStyle w:val="Compact"/>
-              <w:jc w:val="left"/>
-            </w:pPr>
-            <w:r>
+          <w:tcPr>
+            <w:shd w:fill="0099CC" w:val="clear"/>
+          </w:tcPr>
+          <w:p>
+            <w:pPr>
+              <w:pStyle w:val="Compact"/>
+              <w:jc w:val="left"/>
+            </w:pPr>
+            <w:r>
+              <w:rPr>
+                <w:b/>
+                <w:color w:val="FFFFFF"/>
+                <w:sz w:val="20"/>
+              </w:rPr>
               <w:t xml:space="preserve">Field</w:t>
             </w:r>
           </w:p>
         </w:tc>
         <w:tc>
-          <w:tcPr/>
-          <w:p>
-            <w:pPr>
-              <w:pStyle w:val="Compact"/>
-              <w:jc w:val="left"/>
-            </w:pPr>
-            <w:r>
+          <w:tcPr>
+            <w:shd w:fill="0099CC" w:val="clear"/>
+          </w:tcPr>
+          <w:p>
+            <w:pPr>
+              <w:pStyle w:val="Compact"/>
+              <w:jc w:val="left"/>
+            </w:pPr>
+            <w:r>
+              <w:rPr>
+                <w:b/>
+                <w:color w:val="FFFFFF"/>
+                <w:sz w:val="20"/>
+              </w:rPr>
               <w:t xml:space="preserve">Details</w:t>
             </w:r>
           </w:p>
@@ -1148,7 +1709,9 @@
       </w:tr>
       <w:tr>
         <w:tc>
-          <w:tcPr/>
+          <w:tcPr>
+            <w:shd w:fill="FFFFFF" w:val="clear"/>
+          </w:tcPr>
           <w:p>
             <w:pPr>
               <w:pStyle w:val="Compact"/>
@@ -1158,19 +1721,27 @@
               <w:rPr>
                 <w:bCs/>
                 <w:b/>
+                <w:color w:val="1A1A1A"/>
+                <w:sz w:val="19"/>
               </w:rPr>
               <w:t xml:space="preserve">Blood Group:</w:t>
             </w:r>
           </w:p>
         </w:tc>
         <w:tc>
-          <w:tcPr/>
-          <w:p>
-            <w:pPr>
-              <w:pStyle w:val="Compact"/>
-              <w:jc w:val="left"/>
-            </w:pPr>
-            <w:r>
+          <w:tcPr>
+            <w:shd w:fill="FFFFFF" w:val="clear"/>
+          </w:tcPr>
+          <w:p>
+            <w:pPr>
+              <w:pStyle w:val="Compact"/>
+              <w:jc w:val="left"/>
+            </w:pPr>
+            <w:r>
+              <w:rPr>
+                <w:color w:val="1A1A1A"/>
+                <w:sz w:val="19"/>
+              </w:rPr>
               <w:t xml:space="preserve">[ ] A+ [ ] A- [ ] B+ [ ] B- [ ] AB+ [ ] AB- [ ] O+ [ ] O-</w:t>
             </w:r>
           </w:p>
@@ -1178,7 +1749,9 @@
       </w:tr>
       <w:tr>
         <w:tc>
-          <w:tcPr/>
+          <w:tcPr>
+            <w:shd w:fill="E8F8FF" w:val="clear"/>
+          </w:tcPr>
           <w:p>
             <w:pPr>
               <w:pStyle w:val="Compact"/>
@@ -1188,19 +1761,27 @@
               <w:rPr>
                 <w:bCs/>
                 <w:b/>
+                <w:color w:val="1A1A1A"/>
+                <w:sz w:val="19"/>
               </w:rPr>
               <w:t xml:space="preserve">Genotype:</w:t>
             </w:r>
           </w:p>
         </w:tc>
         <w:tc>
-          <w:tcPr/>
-          <w:p>
-            <w:pPr>
-              <w:pStyle w:val="Compact"/>
-              <w:jc w:val="left"/>
-            </w:pPr>
-            <w:r>
+          <w:tcPr>
+            <w:shd w:fill="E8F8FF" w:val="clear"/>
+          </w:tcPr>
+          <w:p>
+            <w:pPr>
+              <w:pStyle w:val="Compact"/>
+              <w:jc w:val="left"/>
+            </w:pPr>
+            <w:r>
+              <w:rPr>
+                <w:color w:val="1A1A1A"/>
+                <w:sz w:val="19"/>
+              </w:rPr>
               <w:t xml:space="preserve">[ ] AA [ ] AS [ ] SS [ ] AC [ ] SC</w:t>
             </w:r>
           </w:p>
@@ -1208,7 +1789,9 @@
       </w:tr>
       <w:tr>
         <w:tc>
-          <w:tcPr/>
+          <w:tcPr>
+            <w:shd w:fill="FFFFFF" w:val="clear"/>
+          </w:tcPr>
           <w:p>
             <w:pPr>
               <w:pStyle w:val="Compact"/>
@@ -1218,19 +1801,27 @@
               <w:rPr>
                 <w:bCs/>
                 <w:b/>
+                <w:color w:val="1A1A1A"/>
+                <w:sz w:val="19"/>
               </w:rPr>
               <w:t xml:space="preserve">Known Allergies:</w:t>
             </w:r>
           </w:p>
         </w:tc>
         <w:tc>
-          <w:tcPr/>
-          <w:p>
-            <w:pPr>
-              <w:pStyle w:val="Compact"/>
-              <w:jc w:val="left"/>
-            </w:pPr>
-            <w:r>
+          <w:tcPr>
+            <w:shd w:fill="FFFFFF" w:val="clear"/>
+          </w:tcPr>
+          <w:p>
+            <w:pPr>
+              <w:pStyle w:val="Compact"/>
+              <w:jc w:val="left"/>
+            </w:pPr>
+            <w:r>
+              <w:rPr>
+                <w:color w:val="1A1A1A"/>
+                <w:sz w:val="19"/>
+              </w:rPr>
               <w:t xml:space="preserve">__________________________________________</w:t>
             </w:r>
           </w:p>
@@ -1238,7 +1829,9 @@
       </w:tr>
       <w:tr>
         <w:tc>
-          <w:tcPr/>
+          <w:tcPr>
+            <w:shd w:fill="E8F8FF" w:val="clear"/>
+          </w:tcPr>
           <w:p>
             <w:pPr>
               <w:pStyle w:val="Compact"/>
@@ -1248,19 +1841,27 @@
               <w:rPr>
                 <w:bCs/>
                 <w:b/>
+                <w:color w:val="1A1A1A"/>
+                <w:sz w:val="19"/>
               </w:rPr>
               <w:t xml:space="preserve">Chronic Medical Conditions (if any):</w:t>
             </w:r>
           </w:p>
         </w:tc>
         <w:tc>
-          <w:tcPr/>
-          <w:p>
-            <w:pPr>
-              <w:pStyle w:val="Compact"/>
-              <w:jc w:val="left"/>
-            </w:pPr>
-            <w:r>
+          <w:tcPr>
+            <w:shd w:fill="E8F8FF" w:val="clear"/>
+          </w:tcPr>
+          <w:p>
+            <w:pPr>
+              <w:pStyle w:val="Compact"/>
+              <w:jc w:val="left"/>
+            </w:pPr>
+            <w:r>
+              <w:rPr>
+                <w:color w:val="1A1A1A"/>
+                <w:sz w:val="19"/>
+              </w:rPr>
               <w:t xml:space="preserve">__________________________________________</w:t>
             </w:r>
           </w:p>
@@ -1268,7 +1869,9 @@
       </w:tr>
       <w:tr>
         <w:tc>
-          <w:tcPr/>
+          <w:tcPr>
+            <w:shd w:fill="FFFFFF" w:val="clear"/>
+          </w:tcPr>
           <w:p>
             <w:pPr>
               <w:pStyle w:val="Compact"/>
@@ -1278,19 +1881,27 @@
               <w:rPr>
                 <w:bCs/>
                 <w:b/>
+                <w:color w:val="1A1A1A"/>
+                <w:sz w:val="19"/>
               </w:rPr>
               <w:t xml:space="preserve">Next of Kin (for medical emergencies):</w:t>
             </w:r>
           </w:p>
         </w:tc>
         <w:tc>
-          <w:tcPr/>
-          <w:p>
-            <w:pPr>
-              <w:pStyle w:val="Compact"/>
-              <w:jc w:val="left"/>
-            </w:pPr>
-            <w:r>
+          <w:tcPr>
+            <w:shd w:fill="FFFFFF" w:val="clear"/>
+          </w:tcPr>
+          <w:p>
+            <w:pPr>
+              <w:pStyle w:val="Compact"/>
+              <w:jc w:val="left"/>
+            </w:pPr>
+            <w:r>
+              <w:rPr>
+                <w:color w:val="1A1A1A"/>
+                <w:sz w:val="19"/>
+              </w:rPr>
               <w:t xml:space="preserve">__________________________________________</w:t>
             </w:r>
           </w:p>
@@ -1308,9 +1919,29 @@
     <w:bookmarkStart w:id="28" w:name="approval"/>
     <w:p>
       <w:pPr>
+        <w:pBdr>
+          <w:top w:val="single" w:sz="18" w:space="1" w:color="F5A623"/>
+          <w:bottom w:val="single" w:sz="6" w:space="1" w:color="0099CC"/>
+        </w:pBdr>
+        <w:spacing w:before="200" w:after="200"/>
+      </w:pPr>
+    </w:p>
+    <w:p>
+      <w:pPr>
         <w:pStyle w:val="Heading2"/>
-      </w:pPr>
-      <w:r>
+        <w:rPr>
+          <w:color w:val="0099CC"/>
+        </w:rPr>
+        <w:pBdr>
+          <w:bottom w:val="single" w:sz="6" w:space="2" w:color="00BFFF"/>
+        </w:pBdr>
+      </w:pPr>
+      <w:r>
+        <w:rPr>
+          <w:b/>
+          <w:color w:val="0099CC"/>
+          <w:sz w:val="32"/>
+        </w:rPr>
         <w:t xml:space="preserve">APPROVAL</w:t>
       </w:r>
     </w:p>
@@ -1320,6 +1951,14 @@
         <w:tblW w:type="pct" w:w="5000"/>
         <w:tblLook w:firstRow="1" w:lastRow="0" w:firstColumn="0" w:lastColumn="0" w:noHBand="0" w:noVBand="0" w:val="0020"/>
         <w:jc w:val="start"/>
+        <w:tblBorders>
+          <w:top w:val="single" w:sz="4" w:space="0" w:color="B0D4E8"/>
+          <w:left w:val="single" w:sz="4" w:space="0" w:color="B0D4E8"/>
+          <w:bottom w:val="single" w:sz="4" w:space="0" w:color="B0D4E8"/>
+          <w:right w:val="single" w:sz="4" w:space="0" w:color="B0D4E8"/>
+          <w:insideH w:val="single" w:sz="4" w:space="0" w:color="B0D4E8"/>
+          <w:insideV w:val="single" w:sz="4" w:space="0" w:color="B0D4E8"/>
+        </w:tblBorders>
       </w:tblPr>
       <w:tblGrid>
         <w:gridCol w:w="1980"/>
@@ -1332,49 +1971,77 @@
           <w:tblHeader w:val="true"/>
         </w:trPr>
         <w:tc>
-          <w:tcPr/>
-          <w:p>
-            <w:pPr>
-              <w:pStyle w:val="Compact"/>
-              <w:jc w:val="left"/>
-            </w:pPr>
-            <w:r>
+          <w:tcPr>
+            <w:shd w:fill="0099CC" w:val="clear"/>
+          </w:tcPr>
+          <w:p>
+            <w:pPr>
+              <w:pStyle w:val="Compact"/>
+              <w:jc w:val="left"/>
+            </w:pPr>
+            <w:r>
+              <w:rPr>
+                <w:b/>
+                <w:color w:val="FFFFFF"/>
+                <w:sz w:val="20"/>
+              </w:rPr>
               <w:t xml:space="preserve">Role</w:t>
             </w:r>
           </w:p>
         </w:tc>
         <w:tc>
-          <w:tcPr/>
-          <w:p>
-            <w:pPr>
-              <w:pStyle w:val="Compact"/>
-              <w:jc w:val="left"/>
-            </w:pPr>
-            <w:r>
+          <w:tcPr>
+            <w:shd w:fill="0099CC" w:val="clear"/>
+          </w:tcPr>
+          <w:p>
+            <w:pPr>
+              <w:pStyle w:val="Compact"/>
+              <w:jc w:val="left"/>
+            </w:pPr>
+            <w:r>
+              <w:rPr>
+                <w:b/>
+                <w:color w:val="FFFFFF"/>
+                <w:sz w:val="20"/>
+              </w:rPr>
               <w:t xml:space="preserve">Name</w:t>
             </w:r>
           </w:p>
         </w:tc>
         <w:tc>
-          <w:tcPr/>
-          <w:p>
-            <w:pPr>
-              <w:pStyle w:val="Compact"/>
-              <w:jc w:val="left"/>
-            </w:pPr>
-            <w:r>
+          <w:tcPr>
+            <w:shd w:fill="0099CC" w:val="clear"/>
+          </w:tcPr>
+          <w:p>
+            <w:pPr>
+              <w:pStyle w:val="Compact"/>
+              <w:jc w:val="left"/>
+            </w:pPr>
+            <w:r>
+              <w:rPr>
+                <w:b/>
+                <w:color w:val="FFFFFF"/>
+                <w:sz w:val="20"/>
+              </w:rPr>
               <w:t xml:space="preserve">Signature</w:t>
             </w:r>
           </w:p>
         </w:tc>
         <w:tc>
-          <w:tcPr/>
-          <w:p>
-            <w:pPr>
-              <w:pStyle w:val="Compact"/>
-              <w:jc w:val="left"/>
-            </w:pPr>
-            <w:r>
+          <w:tcPr>
+            <w:shd w:fill="0099CC" w:val="clear"/>
+          </w:tcPr>
+          <w:p>
+            <w:pPr>
+              <w:pStyle w:val="Compact"/>
+              <w:jc w:val="left"/>
+            </w:pPr>
+            <w:r>
+              <w:rPr>
+                <w:b/>
+                <w:color w:val="FFFFFF"/>
+                <w:sz w:val="20"/>
+              </w:rPr>
               <w:t xml:space="preserve">Date</w:t>
             </w:r>
           </w:p>
@@ -1382,7 +2049,9 @@
       </w:tr>
       <w:tr>
         <w:tc>
-          <w:tcPr/>
+          <w:tcPr>
+            <w:shd w:fill="FFFFFF" w:val="clear"/>
+          </w:tcPr>
           <w:p>
             <w:pPr>
               <w:pStyle w:val="Compact"/>
@@ -1392,43 +2061,63 @@
               <w:rPr>
                 <w:bCs/>
                 <w:b/>
+                <w:color w:val="1A1A1A"/>
+                <w:sz w:val="19"/>
               </w:rPr>
               <w:t xml:space="preserve">Employee (Applicant):</w:t>
             </w:r>
           </w:p>
         </w:tc>
         <w:tc>
-          <w:tcPr/>
-          <w:p>
-            <w:pPr>
-              <w:pStyle w:val="Compact"/>
-              <w:jc w:val="left"/>
-            </w:pPr>
-            <w:r>
+          <w:tcPr>
+            <w:shd w:fill="FFFFFF" w:val="clear"/>
+          </w:tcPr>
+          <w:p>
+            <w:pPr>
+              <w:pStyle w:val="Compact"/>
+              <w:jc w:val="left"/>
+            </w:pPr>
+            <w:r>
+              <w:rPr>
+                <w:color w:val="1A1A1A"/>
+                <w:sz w:val="19"/>
+              </w:rPr>
               <w:t xml:space="preserve">__________________</w:t>
             </w:r>
           </w:p>
         </w:tc>
         <w:tc>
-          <w:tcPr/>
-          <w:p>
-            <w:pPr>
-              <w:pStyle w:val="Compact"/>
-              <w:jc w:val="left"/>
-            </w:pPr>
-            <w:r>
+          <w:tcPr>
+            <w:shd w:fill="FFFFFF" w:val="clear"/>
+          </w:tcPr>
+          <w:p>
+            <w:pPr>
+              <w:pStyle w:val="Compact"/>
+              <w:jc w:val="left"/>
+            </w:pPr>
+            <w:r>
+              <w:rPr>
+                <w:color w:val="1A1A1A"/>
+                <w:sz w:val="19"/>
+              </w:rPr>
               <w:t xml:space="preserve">__________________</w:t>
             </w:r>
           </w:p>
         </w:tc>
         <w:tc>
-          <w:tcPr/>
-          <w:p>
-            <w:pPr>
-              <w:pStyle w:val="Compact"/>
-              <w:jc w:val="left"/>
-            </w:pPr>
-            <w:r>
+          <w:tcPr>
+            <w:shd w:fill="FFFFFF" w:val="clear"/>
+          </w:tcPr>
+          <w:p>
+            <w:pPr>
+              <w:pStyle w:val="Compact"/>
+              <w:jc w:val="left"/>
+            </w:pPr>
+            <w:r>
+              <w:rPr>
+                <w:color w:val="1A1A1A"/>
+                <w:sz w:val="19"/>
+              </w:rPr>
               <w:t xml:space="preserve">____/____/________</w:t>
             </w:r>
           </w:p>
@@ -1436,7 +2125,9 @@
       </w:tr>
       <w:tr>
         <w:tc>
-          <w:tcPr/>
+          <w:tcPr>
+            <w:shd w:fill="E8F8FF" w:val="clear"/>
+          </w:tcPr>
           <w:p>
             <w:pPr>
               <w:pStyle w:val="Compact"/>
@@ -1446,43 +2137,63 @@
               <w:rPr>
                 <w:bCs/>
                 <w:b/>
+                <w:color w:val="1A1A1A"/>
+                <w:sz w:val="19"/>
               </w:rPr>
               <w:t xml:space="preserve">Department Head:</w:t>
             </w:r>
           </w:p>
         </w:tc>
         <w:tc>
-          <w:tcPr/>
-          <w:p>
-            <w:pPr>
-              <w:pStyle w:val="Compact"/>
-              <w:jc w:val="left"/>
-            </w:pPr>
-            <w:r>
+          <w:tcPr>
+            <w:shd w:fill="E8F8FF" w:val="clear"/>
+          </w:tcPr>
+          <w:p>
+            <w:pPr>
+              <w:pStyle w:val="Compact"/>
+              <w:jc w:val="left"/>
+            </w:pPr>
+            <w:r>
+              <w:rPr>
+                <w:color w:val="1A1A1A"/>
+                <w:sz w:val="19"/>
+              </w:rPr>
               <w:t xml:space="preserve">__________________</w:t>
             </w:r>
           </w:p>
         </w:tc>
         <w:tc>
-          <w:tcPr/>
-          <w:p>
-            <w:pPr>
-              <w:pStyle w:val="Compact"/>
-              <w:jc w:val="left"/>
-            </w:pPr>
-            <w:r>
+          <w:tcPr>
+            <w:shd w:fill="E8F8FF" w:val="clear"/>
+          </w:tcPr>
+          <w:p>
+            <w:pPr>
+              <w:pStyle w:val="Compact"/>
+              <w:jc w:val="left"/>
+            </w:pPr>
+            <w:r>
+              <w:rPr>
+                <w:color w:val="1A1A1A"/>
+                <w:sz w:val="19"/>
+              </w:rPr>
               <w:t xml:space="preserve">__________________</w:t>
             </w:r>
           </w:p>
         </w:tc>
         <w:tc>
-          <w:tcPr/>
-          <w:p>
-            <w:pPr>
-              <w:pStyle w:val="Compact"/>
-              <w:jc w:val="left"/>
-            </w:pPr>
-            <w:r>
+          <w:tcPr>
+            <w:shd w:fill="E8F8FF" w:val="clear"/>
+          </w:tcPr>
+          <w:p>
+            <w:pPr>
+              <w:pStyle w:val="Compact"/>
+              <w:jc w:val="left"/>
+            </w:pPr>
+            <w:r>
+              <w:rPr>
+                <w:color w:val="1A1A1A"/>
+                <w:sz w:val="19"/>
+              </w:rPr>
               <w:t xml:space="preserve">____/____/________</w:t>
             </w:r>
           </w:p>
@@ -1490,7 +2201,9 @@
       </w:tr>
       <w:tr>
         <w:tc>
-          <w:tcPr/>
+          <w:tcPr>
+            <w:shd w:fill="FFFFFF" w:val="clear"/>
+          </w:tcPr>
           <w:p>
             <w:pPr>
               <w:pStyle w:val="Compact"/>
@@ -1500,43 +2213,63 @@
               <w:rPr>
                 <w:bCs/>
                 <w:b/>
+                <w:color w:val="1A1A1A"/>
+                <w:sz w:val="19"/>
               </w:rPr>
               <w:t xml:space="preserve">HR Department:</w:t>
             </w:r>
           </w:p>
         </w:tc>
         <w:tc>
-          <w:tcPr/>
-          <w:p>
-            <w:pPr>
-              <w:pStyle w:val="Compact"/>
-              <w:jc w:val="left"/>
-            </w:pPr>
-            <w:r>
+          <w:tcPr>
+            <w:shd w:fill="FFFFFF" w:val="clear"/>
+          </w:tcPr>
+          <w:p>
+            <w:pPr>
+              <w:pStyle w:val="Compact"/>
+              <w:jc w:val="left"/>
+            </w:pPr>
+            <w:r>
+              <w:rPr>
+                <w:color w:val="1A1A1A"/>
+                <w:sz w:val="19"/>
+              </w:rPr>
               <w:t xml:space="preserve">__________________</w:t>
             </w:r>
           </w:p>
         </w:tc>
         <w:tc>
-          <w:tcPr/>
-          <w:p>
-            <w:pPr>
-              <w:pStyle w:val="Compact"/>
-              <w:jc w:val="left"/>
-            </w:pPr>
-            <w:r>
+          <w:tcPr>
+            <w:shd w:fill="FFFFFF" w:val="clear"/>
+          </w:tcPr>
+          <w:p>
+            <w:pPr>
+              <w:pStyle w:val="Compact"/>
+              <w:jc w:val="left"/>
+            </w:pPr>
+            <w:r>
+              <w:rPr>
+                <w:color w:val="1A1A1A"/>
+                <w:sz w:val="19"/>
+              </w:rPr>
               <w:t xml:space="preserve">__________________</w:t>
             </w:r>
           </w:p>
         </w:tc>
         <w:tc>
-          <w:tcPr/>
-          <w:p>
-            <w:pPr>
-              <w:pStyle w:val="Compact"/>
-              <w:jc w:val="left"/>
-            </w:pPr>
-            <w:r>
+          <w:tcPr>
+            <w:shd w:fill="FFFFFF" w:val="clear"/>
+          </w:tcPr>
+          <w:p>
+            <w:pPr>
+              <w:pStyle w:val="Compact"/>
+              <w:jc w:val="left"/>
+            </w:pPr>
+            <w:r>
+              <w:rPr>
+                <w:color w:val="1A1A1A"/>
+                <w:sz w:val="19"/>
+              </w:rPr>
               <w:t xml:space="preserve">____/____/________</w:t>
             </w:r>
           </w:p>
@@ -1554,9 +2287,29 @@
     <w:bookmarkStart w:id="29" w:name="for-hr-admin-use-only"/>
     <w:p>
       <w:pPr>
+        <w:pBdr>
+          <w:top w:val="single" w:sz="18" w:space="1" w:color="F5A623"/>
+          <w:bottom w:val="single" w:sz="6" w:space="1" w:color="0099CC"/>
+        </w:pBdr>
+        <w:spacing w:before="200" w:after="200"/>
+      </w:pPr>
+    </w:p>
+    <w:p>
+      <w:pPr>
         <w:pStyle w:val="Heading2"/>
-      </w:pPr>
-      <w:r>
+        <w:rPr>
+          <w:color w:val="0099CC"/>
+        </w:rPr>
+        <w:pBdr>
+          <w:bottom w:val="single" w:sz="6" w:space="2" w:color="00BFFF"/>
+        </w:pBdr>
+      </w:pPr>
+      <w:r>
+        <w:rPr>
+          <w:b/>
+          <w:color w:val="0099CC"/>
+          <w:sz w:val="32"/>
+        </w:rPr>
         <w:t xml:space="preserve">FOR HR / ADMIN USE ONLY</w:t>
       </w:r>
     </w:p>
@@ -1566,6 +2319,14 @@
         <w:tblW w:type="pct" w:w="5000"/>
         <w:tblLook w:firstRow="1" w:lastRow="0" w:firstColumn="0" w:lastColumn="0" w:noHBand="0" w:noVBand="0" w:val="0020"/>
         <w:jc w:val="start"/>
+        <w:tblBorders>
+          <w:top w:val="single" w:sz="4" w:space="0" w:color="B0D4E8"/>
+          <w:left w:val="single" w:sz="4" w:space="0" w:color="B0D4E8"/>
+          <w:bottom w:val="single" w:sz="4" w:space="0" w:color="B0D4E8"/>
+          <w:right w:val="single" w:sz="4" w:space="0" w:color="B0D4E8"/>
+          <w:insideH w:val="single" w:sz="4" w:space="0" w:color="B0D4E8"/>
+          <w:insideV w:val="single" w:sz="4" w:space="0" w:color="B0D4E8"/>
+        </w:tblBorders>
       </w:tblPr>
       <w:tblGrid>
         <w:gridCol w:w="3960"/>
@@ -1576,25 +2337,39 @@
           <w:tblHeader w:val="true"/>
         </w:trPr>
         <w:tc>
-          <w:tcPr/>
-          <w:p>
-            <w:pPr>
-              <w:pStyle w:val="Compact"/>
-              <w:jc w:val="left"/>
-            </w:pPr>
-            <w:r>
+          <w:tcPr>
+            <w:shd w:fill="0099CC" w:val="clear"/>
+          </w:tcPr>
+          <w:p>
+            <w:pPr>
+              <w:pStyle w:val="Compact"/>
+              <w:jc w:val="left"/>
+            </w:pPr>
+            <w:r>
+              <w:rPr>
+                <w:b/>
+                <w:color w:val="FFFFFF"/>
+                <w:sz w:val="20"/>
+              </w:rPr>
               <w:t xml:space="preserve">Field</w:t>
             </w:r>
           </w:p>
         </w:tc>
         <w:tc>
-          <w:tcPr/>
-          <w:p>
-            <w:pPr>
-              <w:pStyle w:val="Compact"/>
-              <w:jc w:val="left"/>
-            </w:pPr>
-            <w:r>
+          <w:tcPr>
+            <w:shd w:fill="0099CC" w:val="clear"/>
+          </w:tcPr>
+          <w:p>
+            <w:pPr>
+              <w:pStyle w:val="Compact"/>
+              <w:jc w:val="left"/>
+            </w:pPr>
+            <w:r>
+              <w:rPr>
+                <w:b/>
+                <w:color w:val="FFFFFF"/>
+                <w:sz w:val="20"/>
+              </w:rPr>
               <w:t xml:space="preserve">Details</w:t>
             </w:r>
           </w:p>
@@ -1602,7 +2377,9 @@
       </w:tr>
       <w:tr>
         <w:tc>
-          <w:tcPr/>
+          <w:tcPr>
+            <w:shd w:fill="FFFFFF" w:val="clear"/>
+          </w:tcPr>
           <w:p>
             <w:pPr>
               <w:pStyle w:val="Compact"/>
@@ -1612,19 +2389,27 @@
               <w:rPr>
                 <w:bCs/>
                 <w:b/>
+                <w:color w:val="1A1A1A"/>
+                <w:sz w:val="19"/>
               </w:rPr>
               <w:t xml:space="preserve">New Card Number:</w:t>
             </w:r>
           </w:p>
         </w:tc>
         <w:tc>
-          <w:tcPr/>
-          <w:p>
-            <w:pPr>
-              <w:pStyle w:val="Compact"/>
-              <w:jc w:val="left"/>
-            </w:pPr>
-            <w:r>
+          <w:tcPr>
+            <w:shd w:fill="FFFFFF" w:val="clear"/>
+          </w:tcPr>
+          <w:p>
+            <w:pPr>
+              <w:pStyle w:val="Compact"/>
+              <w:jc w:val="left"/>
+            </w:pPr>
+            <w:r>
+              <w:rPr>
+                <w:color w:val="1A1A1A"/>
+                <w:sz w:val="19"/>
+              </w:rPr>
               <w:t xml:space="preserve">__________________________________________</w:t>
             </w:r>
           </w:p>
@@ -1632,7 +2417,9 @@
       </w:tr>
       <w:tr>
         <w:tc>
-          <w:tcPr/>
+          <w:tcPr>
+            <w:shd w:fill="E8F8FF" w:val="clear"/>
+          </w:tcPr>
           <w:p>
             <w:pPr>
               <w:pStyle w:val="Compact"/>
@@ -1642,19 +2429,27 @@
               <w:rPr>
                 <w:bCs/>
                 <w:b/>
+                <w:color w:val="1A1A1A"/>
+                <w:sz w:val="19"/>
               </w:rPr>
               <w:t xml:space="preserve">Date Card Issued:</w:t>
             </w:r>
           </w:p>
         </w:tc>
         <w:tc>
-          <w:tcPr/>
-          <w:p>
-            <w:pPr>
-              <w:pStyle w:val="Compact"/>
-              <w:jc w:val="left"/>
-            </w:pPr>
-            <w:r>
+          <w:tcPr>
+            <w:shd w:fill="E8F8FF" w:val="clear"/>
+          </w:tcPr>
+          <w:p>
+            <w:pPr>
+              <w:pStyle w:val="Compact"/>
+              <w:jc w:val="left"/>
+            </w:pPr>
+            <w:r>
+              <w:rPr>
+                <w:color w:val="1A1A1A"/>
+                <w:sz w:val="19"/>
+              </w:rPr>
               <w:t xml:space="preserve">______ / ______ / __________ (DD/MM/YYYY)</w:t>
             </w:r>
           </w:p>
@@ -1662,7 +2457,9 @@
       </w:tr>
       <w:tr>
         <w:tc>
-          <w:tcPr/>
+          <w:tcPr>
+            <w:shd w:fill="FFFFFF" w:val="clear"/>
+          </w:tcPr>
           <w:p>
             <w:pPr>
               <w:pStyle w:val="Compact"/>
@@ -1672,19 +2469,27 @@
               <w:rPr>
                 <w:bCs/>
                 <w:b/>
+                <w:color w:val="1A1A1A"/>
+                <w:sz w:val="19"/>
               </w:rPr>
               <w:t xml:space="preserve">Card Expiry Date:</w:t>
             </w:r>
           </w:p>
         </w:tc>
         <w:tc>
-          <w:tcPr/>
-          <w:p>
-            <w:pPr>
-              <w:pStyle w:val="Compact"/>
-              <w:jc w:val="left"/>
-            </w:pPr>
-            <w:r>
+          <w:tcPr>
+            <w:shd w:fill="FFFFFF" w:val="clear"/>
+          </w:tcPr>
+          <w:p>
+            <w:pPr>
+              <w:pStyle w:val="Compact"/>
+              <w:jc w:val="left"/>
+            </w:pPr>
+            <w:r>
+              <w:rPr>
+                <w:color w:val="1A1A1A"/>
+                <w:sz w:val="19"/>
+              </w:rPr>
               <w:t xml:space="preserve">______ / ______ / __________ (DD/MM/YYYY)</w:t>
             </w:r>
           </w:p>
@@ -1692,7 +2497,9 @@
       </w:tr>
       <w:tr>
         <w:tc>
-          <w:tcPr/>
+          <w:tcPr>
+            <w:shd w:fill="E8F8FF" w:val="clear"/>
+          </w:tcPr>
           <w:p>
             <w:pPr>
               <w:pStyle w:val="Compact"/>
@@ -1702,19 +2509,27 @@
               <w:rPr>
                 <w:bCs/>
                 <w:b/>
+                <w:color w:val="1A1A1A"/>
+                <w:sz w:val="19"/>
               </w:rPr>
               <w:t xml:space="preserve">Issued By:</w:t>
             </w:r>
           </w:p>
         </w:tc>
         <w:tc>
-          <w:tcPr/>
-          <w:p>
-            <w:pPr>
-              <w:pStyle w:val="Compact"/>
-              <w:jc w:val="left"/>
-            </w:pPr>
-            <w:r>
+          <w:tcPr>
+            <w:shd w:fill="E8F8FF" w:val="clear"/>
+          </w:tcPr>
+          <w:p>
+            <w:pPr>
+              <w:pStyle w:val="Compact"/>
+              <w:jc w:val="left"/>
+            </w:pPr>
+            <w:r>
+              <w:rPr>
+                <w:color w:val="1A1A1A"/>
+                <w:sz w:val="19"/>
+              </w:rPr>
               <w:t xml:space="preserve">__________________________________________</w:t>
             </w:r>
           </w:p>
@@ -1722,7 +2537,9 @@
       </w:tr>
       <w:tr>
         <w:tc>
-          <w:tcPr/>
+          <w:tcPr>
+            <w:shd w:fill="FFFFFF" w:val="clear"/>
+          </w:tcPr>
           <w:p>
             <w:pPr>
               <w:pStyle w:val="Compact"/>
@@ -1732,19 +2549,27 @@
               <w:rPr>
                 <w:bCs/>
                 <w:b/>
+                <w:color w:val="1A1A1A"/>
+                <w:sz w:val="19"/>
               </w:rPr>
               <w:t xml:space="preserve">Employee Signature (on collection):</w:t>
             </w:r>
           </w:p>
         </w:tc>
         <w:tc>
-          <w:tcPr/>
-          <w:p>
-            <w:pPr>
-              <w:pStyle w:val="Compact"/>
-              <w:jc w:val="left"/>
-            </w:pPr>
-            <w:r>
+          <w:tcPr>
+            <w:shd w:fill="FFFFFF" w:val="clear"/>
+          </w:tcPr>
+          <w:p>
+            <w:pPr>
+              <w:pStyle w:val="Compact"/>
+              <w:jc w:val="left"/>
+            </w:pPr>
+            <w:r>
+              <w:rPr>
+                <w:color w:val="1A1A1A"/>
+                <w:sz w:val="19"/>
+              </w:rPr>
               <w:t xml:space="preserve">__________________________________________</w:t>
             </w:r>
           </w:p>
@@ -1808,6 +2633,29 @@
         <w:right w:val="single" w:sz="18" w:space="24" w:color="E08A00"/>
       </w:pgBorders>
     </w:sectPr>
+    <w:p>
+      <w:pPr>
+        <w:pBdr>
+          <w:top w:val="single" w:sz="36" w:space="1" w:color="F5A623"/>
+          <w:bottom w:val="single" w:sz="12" w:space="0" w:color="00BFFF"/>
+        </w:pBdr>
+        <w:spacing w:before="300" w:after="0"/>
+      </w:pPr>
+    </w:p>
+    <w:p>
+      <w:pPr>
+        <w:jc w:val="center"/>
+        <w:spacing w:before="60" w:after="0"/>
+      </w:pPr>
+      <w:r>
+        <w:rPr>
+          <w:color w:val="0099CC"/>
+          <w:sz w:val="16"/>
+          <w:szCs w:val="16"/>
+        </w:rPr>
+        <w:t xml:space="preserve">PECH Group Holdings Ltd  |  Lagos, Nigeria  |  pechgroupholdings.tech</w:t>
+      </w:r>
+    </w:p>
   </w:body>
 </w:document>
 </file>

--- a/business_documents/PECH_STAFF_ID_CARD_REQUEST.docx
+++ b/business_documents/PECH_STAFF_ID_CARD_REQUEST.docx
@@ -58,71 +58,34 @@
         <w:spacing w:after="0"/>
       </w:pPr>
     </w:p>
-    <w:bookmarkStart w:id="30" w:name="pech-group-holdings-ltd"/>
-    <w:p>
-      <w:pPr>
-        <w:pStyle w:val="Heading1"/>
-        <w:rPr>
-          <w:color w:val="0099CC"/>
-        </w:rPr>
-        <w:pBdr>
-          <w:bottom w:val="single" w:sz="18" w:space="2" w:color="F5A623"/>
-        </w:pBdr>
+    <w:p>
+      <w:pPr>
+        <w:pStyle w:val="FirstParagraph"/>
       </w:pPr>
       <w:r>
-        <w:rPr>
-          <w:b/>
-          <w:color w:val="0099CC"/>
-          <w:sz w:val="44"/>
-        </w:rPr>
-        <w:t xml:space="preserve">PECH GROUP HOLDINGS LTD</w:t>
+        <w:t xml:space="preserve">🪪</w:t>
       </w:r>
     </w:p>
-    <w:bookmarkStart w:id="22" w:name="staff-identity-card-request-form"/>
-    <w:p>
-      <w:pPr>
-        <w:pBdr>
-          <w:top w:val="single" w:sz="18" w:space="1" w:color="F5A623"/>
-          <w:bottom w:val="single" w:sz="6" w:space="1" w:color="0099CC"/>
-        </w:pBdr>
-        <w:spacing w:before="200" w:after="200"/>
-      </w:pPr>
-    </w:p>
-    <w:p>
-      <w:pPr>
-        <w:pStyle w:val="Heading2"/>
-        <w:rPr>
-          <w:color w:val="0099CC"/>
-        </w:rPr>
-        <w:pBdr>
-          <w:bottom w:val="single" w:sz="6" w:space="2" w:color="00BFFF"/>
-        </w:pBdr>
+    <w:p>
+      <w:pPr>
+        <w:pStyle w:val="BodyText"/>
       </w:pPr>
       <w:r>
-        <w:rPr>
-          <w:b/>
-          <w:color w:val="0099CC"/>
-          <w:sz w:val="32"/>
-        </w:rPr>
         <w:t xml:space="preserve">STAFF IDENTITY CARD REQUEST FORM</w:t>
       </w:r>
     </w:p>
-    <w:bookmarkStart w:id="21" w:name="confidential"/>
-    <w:p>
-      <w:pPr>
-        <w:pStyle w:val="Heading3"/>
-        <w:rPr>
-          <w:color w:val="E08A00"/>
-        </w:rPr>
+    <w:p>
+      <w:pPr>
+        <w:pStyle w:val="BodyText"/>
       </w:pPr>
       <w:r>
-        <w:rPr>
-          <w:b/>
-          <w:color w:val="E08A00"/>
-          <w:sz w:val="26"/>
-        </w:rPr>
-        <w:t xml:space="preserve">CONFIDENTIAL</w:t>
+        <w:t xml:space="preserve"> </w:t>
       </w:r>
+    </w:p>
+    <w:p>
+      <w:pPr>
+        <w:pStyle w:val="BodyText"/>
+      </w:pPr>
     </w:p>
     <w:p>
       <w:r>
@@ -131,51 +94,7 @@
         </w:pict>
       </w:r>
     </w:p>
-    <w:p>
-      <w:pPr>
-        <w:pStyle w:val="FirstParagraph"/>
-      </w:pPr>
-      <w:r>
-        <w:rPr>
-          <w:bCs/>
-          <w:b/>
-        </w:rPr>
-        <w:t xml:space="preserve">PECH Group Holdings Ltd</w:t>
-      </w:r>
-      <w:r>
-        <w:t xml:space="preserve"> </w:t>
-      </w:r>
-      <w:r>
-        <w:t xml:space="preserve">Lagos, Nigeria</w:t>
-      </w:r>
-      <w:r>
-        <w:t xml:space="preserve"> </w:t>
-      </w:r>
-      <w:r>
-        <w:t xml:space="preserve">Website:</w:t>
-      </w:r>
-      <w:r>
-        <w:t xml:space="preserve"> </w:t>
-      </w:r>
-      <w:hyperlink r:id="rId20">
-        <w:r>
-          <w:rPr>
-            <w:rStyle w:val="Hyperlink"/>
-          </w:rPr>
-          <w:t xml:space="preserve">pechgroupholdings.tech</w:t>
-        </w:r>
-      </w:hyperlink>
-    </w:p>
-    <w:p>
-      <w:r>
-        <w:pict>
-          <v:rect style="width:0;height:1.5pt" o:hralign="center" o:hrstd="t" o:hr="t"/>
-        </w:pict>
-      </w:r>
-    </w:p>
-    <w:bookmarkEnd w:id="21"/>
-    <w:bookmarkEnd w:id="22"/>
-    <w:bookmarkStart w:id="23" w:name="request-details"/>
+    <w:bookmarkStart w:id="20" w:name="request-details"/>
     <w:p>
       <w:pPr>
         <w:pBdr>
@@ -354,8 +273,8 @@
         </w:pict>
       </w:r>
     </w:p>
-    <w:bookmarkEnd w:id="23"/>
-    <w:bookmarkStart w:id="24" w:name="employee-information"/>
+    <w:bookmarkEnd w:id="20"/>
+    <w:bookmarkStart w:id="21" w:name="employee-information"/>
     <w:p>
       <w:pPr>
         <w:pBdr>
@@ -756,8 +675,8 @@
         </w:pict>
       </w:r>
     </w:p>
-    <w:bookmarkEnd w:id="24"/>
-    <w:bookmarkStart w:id="25" w:name="replacement-details"/>
+    <w:bookmarkEnd w:id="21"/>
+    <w:bookmarkStart w:id="22" w:name="replacement-details"/>
     <w:p>
       <w:pPr>
         <w:pBdr>
@@ -1108,8 +1027,8 @@
         </w:pict>
       </w:r>
     </w:p>
-    <w:bookmarkEnd w:id="25"/>
-    <w:bookmarkStart w:id="26" w:name="emergency-contact-information"/>
+    <w:bookmarkEnd w:id="22"/>
+    <w:bookmarkStart w:id="23" w:name="emergency-contact-information"/>
     <w:p>
       <w:pPr>
         <w:pBdr>
@@ -1615,8 +1534,8 @@
         </w:pict>
       </w:r>
     </w:p>
-    <w:bookmarkEnd w:id="26"/>
-    <w:bookmarkStart w:id="27" w:name="medical-information"/>
+    <w:bookmarkEnd w:id="23"/>
+    <w:bookmarkStart w:id="24" w:name="medical-information"/>
     <w:p>
       <w:pPr>
         <w:pBdr>
@@ -1915,8 +1834,8 @@
         </w:pict>
       </w:r>
     </w:p>
-    <w:bookmarkEnd w:id="27"/>
-    <w:bookmarkStart w:id="28" w:name="approval"/>
+    <w:bookmarkEnd w:id="24"/>
+    <w:bookmarkStart w:id="25" w:name="approval"/>
     <w:p>
       <w:pPr>
         <w:pBdr>
@@ -2283,8 +2202,8 @@
         </w:pict>
       </w:r>
     </w:p>
-    <w:bookmarkEnd w:id="28"/>
-    <w:bookmarkStart w:id="29" w:name="for-hr-admin-use-only"/>
+    <w:bookmarkEnd w:id="25"/>
+    <w:bookmarkStart w:id="26" w:name="for-hr-admin-use-only"/>
     <w:p>
       <w:pPr>
         <w:pBdr>
@@ -2623,16 +2542,8 @@
         <w:t xml:space="preserve">Technology &amp; Infrastructure Enablers for People</w:t>
       </w:r>
     </w:p>
-    <w:bookmarkEnd w:id="29"/>
-    <w:bookmarkEnd w:id="30"/>
-    <w:sectPr>
-      <w:pgBorders w:offsetFrom="page">
-        <w:top w:val="single" w:sz="18" w:space="24" w:color="00BFFF"/>
-        <w:left w:val="single" w:sz="18" w:space="24" w:color="0099CC"/>
-        <w:bottom w:val="single" w:sz="18" w:space="24" w:color="F5A623"/>
-        <w:right w:val="single" w:sz="18" w:space="24" w:color="E08A00"/>
-      </w:pgBorders>
-    </w:sectPr>
+    <w:bookmarkEnd w:id="26"/>
+    <w:sectPr/>
     <w:p>
       <w:pPr>
         <w:pBdr>
